--- a/Báo cáo trí tuệ nhân tạo.docx
+++ b/Báo cáo trí tuệ nhân tạo.docx
@@ -2231,729 +2231,2682 @@
         <w:lastRenderedPageBreak/>
         <w:t>MỤC LỤC</w:t>
       </w:r>
-    </w:p>
-    <w:p>
-      <w:pPr>
-        <w:pStyle w:val="Heading1"/>
-        <w:jc w:val="right"/>
-        <w:rPr>
-          <w:i/>
+      <w:bookmarkStart w:id="0" w:name="_Toc162109894"/>
+    </w:p>
+    <w:p>
+      <w:pPr>
+        <w:pStyle w:val="TOC1"/>
+        <w:tabs>
+          <w:tab w:val="right" w:leader="dot" w:pos="9395"/>
+        </w:tabs>
+        <w:rPr>
+          <w:rFonts w:asciiTheme="minorHAnsi" w:eastAsiaTheme="minorEastAsia" w:hAnsiTheme="minorHAnsi"/>
+          <w:b w:val="0"/>
+          <w:noProof/>
+          <w:kern w:val="2"/>
+          <w:sz w:val="24"/>
+          <w:szCs w:val="24"/>
+          <w14:ligatures w14:val="standardContextual"/>
+        </w:rPr>
+      </w:pPr>
+      <w:r>
+        <w:rPr>
+          <w:rFonts w:cs="Times New Roman"/>
+          <w:b w:val="0"/>
+          <w:bCs/>
+          <w:sz w:val="36"/>
+          <w:szCs w:val="36"/>
+        </w:rPr>
+        <w:fldChar w:fldCharType="begin"/>
+      </w:r>
+      <w:r>
+        <w:rPr>
+          <w:rFonts w:cs="Times New Roman"/>
+          <w:b w:val="0"/>
+          <w:bCs/>
+          <w:sz w:val="36"/>
+          <w:szCs w:val="36"/>
+        </w:rPr>
+        <w:instrText xml:space="preserve"> TOC \o "1-3" \h \z \u </w:instrText>
+      </w:r>
+      <w:r>
+        <w:rPr>
+          <w:rFonts w:cs="Times New Roman"/>
+          <w:b w:val="0"/>
+          <w:bCs/>
+          <w:sz w:val="36"/>
+          <w:szCs w:val="36"/>
+        </w:rPr>
+        <w:fldChar w:fldCharType="separate"/>
+      </w:r>
+      <w:hyperlink w:anchor="_Toc230441952" w:history="1">
+        <w:r>
+          <w:rPr>
+            <w:rStyle w:val="Hyperlink"/>
+            <w:noProof/>
+          </w:rPr>
+          <w:t>CHƯƠNG 1. GIỚI THIỆU</w:t>
+        </w:r>
+        <w:r>
+          <w:rPr>
+            <w:noProof/>
+            <w:webHidden/>
+          </w:rPr>
+          <w:tab/>
+        </w:r>
+        <w:r>
+          <w:rPr>
+            <w:noProof/>
+            <w:webHidden/>
+          </w:rPr>
+          <w:fldChar w:fldCharType="begin"/>
+        </w:r>
+        <w:r>
+          <w:rPr>
+            <w:noProof/>
+            <w:webHidden/>
+          </w:rPr>
+          <w:instrText xml:space="preserve"> PAGEREF _Toc230441952 \h </w:instrText>
+        </w:r>
+        <w:r>
+          <w:rPr>
+            <w:noProof/>
+            <w:webHidden/>
+          </w:rPr>
+        </w:r>
+        <w:r>
+          <w:rPr>
+            <w:noProof/>
+            <w:webHidden/>
+          </w:rPr>
+          <w:fldChar w:fldCharType="separate"/>
+        </w:r>
+        <w:r>
+          <w:rPr>
+            <w:noProof/>
+            <w:webHidden/>
+          </w:rPr>
+          <w:t>2</w:t>
+        </w:r>
+        <w:r>
+          <w:rPr>
+            <w:noProof/>
+            <w:webHidden/>
+          </w:rPr>
+          <w:fldChar w:fldCharType="end"/>
+        </w:r>
+      </w:hyperlink>
+    </w:p>
+    <w:p>
+      <w:pPr>
+        <w:pStyle w:val="TOC2"/>
+        <w:tabs>
+          <w:tab w:val="right" w:leader="dot" w:pos="9395"/>
+        </w:tabs>
+        <w:rPr>
+          <w:rFonts w:asciiTheme="minorHAnsi" w:eastAsiaTheme="minorEastAsia" w:hAnsiTheme="minorHAnsi"/>
+          <w:b w:val="0"/>
+          <w:noProof/>
+          <w:kern w:val="2"/>
+          <w:sz w:val="24"/>
+          <w:szCs w:val="24"/>
+          <w14:ligatures w14:val="standardContextual"/>
+        </w:rPr>
+      </w:pPr>
+      <w:hyperlink w:anchor="_Toc230441953" w:history="1">
+        <w:r>
+          <w:rPr>
+            <w:rStyle w:val="Hyperlink"/>
+            <w:noProof/>
+          </w:rPr>
+          <w:t>1.1. Lý do ch</w:t>
+        </w:r>
+        <w:r>
+          <w:rPr>
+            <w:rStyle w:val="Hyperlink"/>
+            <w:rFonts w:ascii="Cambria" w:hAnsi="Cambria" w:cs="Cambria"/>
+            <w:noProof/>
+          </w:rPr>
+          <w:t>ọ</w:t>
+        </w:r>
+        <w:r>
+          <w:rPr>
+            <w:rStyle w:val="Hyperlink"/>
+            <w:noProof/>
+          </w:rPr>
+          <w:t xml:space="preserve">n </w:t>
+        </w:r>
+        <w:r>
+          <w:rPr>
+            <w:rStyle w:val="Hyperlink"/>
+            <w:rFonts w:ascii="Cambria" w:hAnsi="Cambria" w:cs="Cambria"/>
+            <w:noProof/>
+          </w:rPr>
+          <w:t>đề</w:t>
+        </w:r>
+        <w:r>
+          <w:rPr>
+            <w:rStyle w:val="Hyperlink"/>
+            <w:noProof/>
+          </w:rPr>
+          <w:t xml:space="preserve"> tài</w:t>
+        </w:r>
+        <w:r>
+          <w:rPr>
+            <w:noProof/>
+            <w:webHidden/>
+          </w:rPr>
+          <w:tab/>
+        </w:r>
+        <w:r>
+          <w:rPr>
+            <w:noProof/>
+            <w:webHidden/>
+          </w:rPr>
+          <w:fldChar w:fldCharType="begin"/>
+        </w:r>
+        <w:r>
+          <w:rPr>
+            <w:noProof/>
+            <w:webHidden/>
+          </w:rPr>
+          <w:instrText xml:space="preserve"> PAGEREF _Toc230441953 \h </w:instrText>
+        </w:r>
+        <w:r>
+          <w:rPr>
+            <w:noProof/>
+            <w:webHidden/>
+          </w:rPr>
+        </w:r>
+        <w:r>
+          <w:rPr>
+            <w:noProof/>
+            <w:webHidden/>
+          </w:rPr>
+          <w:fldChar w:fldCharType="separate"/>
+        </w:r>
+        <w:r>
+          <w:rPr>
+            <w:noProof/>
+            <w:webHidden/>
+          </w:rPr>
+          <w:t>2</w:t>
+        </w:r>
+        <w:r>
+          <w:rPr>
+            <w:noProof/>
+            <w:webHidden/>
+          </w:rPr>
+          <w:fldChar w:fldCharType="end"/>
+        </w:r>
+      </w:hyperlink>
+    </w:p>
+    <w:p>
+      <w:pPr>
+        <w:pStyle w:val="TOC2"/>
+        <w:tabs>
+          <w:tab w:val="right" w:leader="dot" w:pos="9395"/>
+        </w:tabs>
+        <w:rPr>
+          <w:rFonts w:asciiTheme="minorHAnsi" w:eastAsiaTheme="minorEastAsia" w:hAnsiTheme="minorHAnsi"/>
+          <w:b w:val="0"/>
+          <w:noProof/>
+          <w:kern w:val="2"/>
+          <w:sz w:val="24"/>
+          <w:szCs w:val="24"/>
+          <w14:ligatures w14:val="standardContextual"/>
+        </w:rPr>
+      </w:pPr>
+      <w:hyperlink w:anchor="_Toc230441954" w:history="1">
+        <w:r>
+          <w:rPr>
+            <w:rStyle w:val="Hyperlink"/>
+            <w:noProof/>
+          </w:rPr>
+          <w:t>1.2. Mục tiêu đề tài</w:t>
+        </w:r>
+        <w:r>
+          <w:rPr>
+            <w:noProof/>
+            <w:webHidden/>
+          </w:rPr>
+          <w:tab/>
+        </w:r>
+        <w:r>
+          <w:rPr>
+            <w:noProof/>
+            <w:webHidden/>
+          </w:rPr>
+          <w:fldChar w:fldCharType="begin"/>
+        </w:r>
+        <w:r>
+          <w:rPr>
+            <w:noProof/>
+            <w:webHidden/>
+          </w:rPr>
+          <w:instrText xml:space="preserve"> PAGEREF _Toc230441954 \h </w:instrText>
+        </w:r>
+        <w:r>
+          <w:rPr>
+            <w:noProof/>
+            <w:webHidden/>
+          </w:rPr>
+        </w:r>
+        <w:r>
+          <w:rPr>
+            <w:noProof/>
+            <w:webHidden/>
+          </w:rPr>
+          <w:fldChar w:fldCharType="separate"/>
+        </w:r>
+        <w:r>
+          <w:rPr>
+            <w:noProof/>
+            <w:webHidden/>
+          </w:rPr>
+          <w:t>2</w:t>
+        </w:r>
+        <w:r>
+          <w:rPr>
+            <w:noProof/>
+            <w:webHidden/>
+          </w:rPr>
+          <w:fldChar w:fldCharType="end"/>
+        </w:r>
+      </w:hyperlink>
+    </w:p>
+    <w:p>
+      <w:pPr>
+        <w:pStyle w:val="TOC2"/>
+        <w:tabs>
+          <w:tab w:val="right" w:leader="dot" w:pos="9395"/>
+        </w:tabs>
+        <w:rPr>
+          <w:rFonts w:asciiTheme="minorHAnsi" w:eastAsiaTheme="minorEastAsia" w:hAnsiTheme="minorHAnsi"/>
+          <w:b w:val="0"/>
+          <w:noProof/>
+          <w:kern w:val="2"/>
+          <w:sz w:val="24"/>
+          <w:szCs w:val="24"/>
+          <w14:ligatures w14:val="standardContextual"/>
+        </w:rPr>
+      </w:pPr>
+      <w:hyperlink w:anchor="_Toc230441955" w:history="1">
+        <w:r>
+          <w:rPr>
+            <w:rStyle w:val="Hyperlink"/>
+            <w:noProof/>
+          </w:rPr>
+          <w:t>1.3. Phạm vi đề tài</w:t>
+        </w:r>
+        <w:r>
+          <w:rPr>
+            <w:noProof/>
+            <w:webHidden/>
+          </w:rPr>
+          <w:tab/>
+        </w:r>
+        <w:r>
+          <w:rPr>
+            <w:noProof/>
+            <w:webHidden/>
+          </w:rPr>
+          <w:fldChar w:fldCharType="begin"/>
+        </w:r>
+        <w:r>
+          <w:rPr>
+            <w:noProof/>
+            <w:webHidden/>
+          </w:rPr>
+          <w:instrText xml:space="preserve"> PAGEREF _Toc230441955 \h </w:instrText>
+        </w:r>
+        <w:r>
+          <w:rPr>
+            <w:noProof/>
+            <w:webHidden/>
+          </w:rPr>
+        </w:r>
+        <w:r>
+          <w:rPr>
+            <w:noProof/>
+            <w:webHidden/>
+          </w:rPr>
+          <w:fldChar w:fldCharType="separate"/>
+        </w:r>
+        <w:r>
+          <w:rPr>
+            <w:noProof/>
+            <w:webHidden/>
+          </w:rPr>
+          <w:t>3</w:t>
+        </w:r>
+        <w:r>
+          <w:rPr>
+            <w:noProof/>
+            <w:webHidden/>
+          </w:rPr>
+          <w:fldChar w:fldCharType="end"/>
+        </w:r>
+      </w:hyperlink>
+    </w:p>
+    <w:p>
+      <w:pPr>
+        <w:pStyle w:val="TOC2"/>
+        <w:tabs>
+          <w:tab w:val="right" w:leader="dot" w:pos="9395"/>
+        </w:tabs>
+        <w:rPr>
+          <w:rFonts w:asciiTheme="minorHAnsi" w:eastAsiaTheme="minorEastAsia" w:hAnsiTheme="minorHAnsi"/>
+          <w:b w:val="0"/>
+          <w:noProof/>
+          <w:kern w:val="2"/>
+          <w:sz w:val="24"/>
+          <w:szCs w:val="24"/>
+          <w14:ligatures w14:val="standardContextual"/>
+        </w:rPr>
+      </w:pPr>
+      <w:hyperlink w:anchor="_Toc230441956" w:history="1">
+        <w:r>
+          <w:rPr>
+            <w:rStyle w:val="Hyperlink"/>
+            <w:noProof/>
+          </w:rPr>
+          <w:t>1.4. Đối tượng nghiên cứu</w:t>
+        </w:r>
+        <w:r>
+          <w:rPr>
+            <w:noProof/>
+            <w:webHidden/>
+          </w:rPr>
+          <w:tab/>
+        </w:r>
+        <w:r>
+          <w:rPr>
+            <w:noProof/>
+            <w:webHidden/>
+          </w:rPr>
+          <w:fldChar w:fldCharType="begin"/>
+        </w:r>
+        <w:r>
+          <w:rPr>
+            <w:noProof/>
+            <w:webHidden/>
+          </w:rPr>
+          <w:instrText xml:space="preserve"> PAGEREF _Toc230441956 \h </w:instrText>
+        </w:r>
+        <w:r>
+          <w:rPr>
+            <w:noProof/>
+            <w:webHidden/>
+          </w:rPr>
+        </w:r>
+        <w:r>
+          <w:rPr>
+            <w:noProof/>
+            <w:webHidden/>
+          </w:rPr>
+          <w:fldChar w:fldCharType="separate"/>
+        </w:r>
+        <w:r>
+          <w:rPr>
+            <w:noProof/>
+            <w:webHidden/>
+          </w:rPr>
+          <w:t>3</w:t>
+        </w:r>
+        <w:r>
+          <w:rPr>
+            <w:noProof/>
+            <w:webHidden/>
+          </w:rPr>
+          <w:fldChar w:fldCharType="end"/>
+        </w:r>
+      </w:hyperlink>
+    </w:p>
+    <w:p>
+      <w:pPr>
+        <w:pStyle w:val="TOC2"/>
+        <w:tabs>
+          <w:tab w:val="right" w:leader="dot" w:pos="9395"/>
+        </w:tabs>
+        <w:rPr>
+          <w:rFonts w:asciiTheme="minorHAnsi" w:eastAsiaTheme="minorEastAsia" w:hAnsiTheme="minorHAnsi"/>
+          <w:b w:val="0"/>
+          <w:noProof/>
+          <w:kern w:val="2"/>
+          <w:sz w:val="24"/>
+          <w:szCs w:val="24"/>
+          <w14:ligatures w14:val="standardContextual"/>
+        </w:rPr>
+      </w:pPr>
+      <w:hyperlink w:anchor="_Toc230441957" w:history="1">
+        <w:r>
+          <w:rPr>
+            <w:rStyle w:val="Hyperlink"/>
+            <w:noProof/>
+          </w:rPr>
+          <w:t>1.5. Phương pháp nghiên cứu</w:t>
+        </w:r>
+        <w:r>
+          <w:rPr>
+            <w:noProof/>
+            <w:webHidden/>
+          </w:rPr>
+          <w:tab/>
+        </w:r>
+        <w:r>
+          <w:rPr>
+            <w:noProof/>
+            <w:webHidden/>
+          </w:rPr>
+          <w:fldChar w:fldCharType="begin"/>
+        </w:r>
+        <w:r>
+          <w:rPr>
+            <w:noProof/>
+            <w:webHidden/>
+          </w:rPr>
+          <w:instrText xml:space="preserve"> PAGEREF _Toc230441957 \h </w:instrText>
+        </w:r>
+        <w:r>
+          <w:rPr>
+            <w:noProof/>
+            <w:webHidden/>
+          </w:rPr>
+        </w:r>
+        <w:r>
+          <w:rPr>
+            <w:noProof/>
+            <w:webHidden/>
+          </w:rPr>
+          <w:fldChar w:fldCharType="separate"/>
+        </w:r>
+        <w:r>
+          <w:rPr>
+            <w:noProof/>
+            <w:webHidden/>
+          </w:rPr>
+          <w:t>3</w:t>
+        </w:r>
+        <w:r>
+          <w:rPr>
+            <w:noProof/>
+            <w:webHidden/>
+          </w:rPr>
+          <w:fldChar w:fldCharType="end"/>
+        </w:r>
+      </w:hyperlink>
+    </w:p>
+    <w:p>
+      <w:pPr>
+        <w:pStyle w:val="TOC2"/>
+        <w:tabs>
+          <w:tab w:val="right" w:leader="dot" w:pos="9395"/>
+        </w:tabs>
+        <w:rPr>
+          <w:rFonts w:asciiTheme="minorHAnsi" w:eastAsiaTheme="minorEastAsia" w:hAnsiTheme="minorHAnsi"/>
+          <w:b w:val="0"/>
+          <w:noProof/>
+          <w:kern w:val="2"/>
+          <w:sz w:val="24"/>
+          <w:szCs w:val="24"/>
+          <w14:ligatures w14:val="standardContextual"/>
+        </w:rPr>
+      </w:pPr>
+      <w:hyperlink w:anchor="_Toc230441958" w:history="1">
+        <w:r>
+          <w:rPr>
+            <w:rStyle w:val="Hyperlink"/>
+            <w:noProof/>
+          </w:rPr>
+          <w:t>1.6. Bố cục đề tài</w:t>
+        </w:r>
+        <w:r>
+          <w:rPr>
+            <w:noProof/>
+            <w:webHidden/>
+          </w:rPr>
+          <w:tab/>
+        </w:r>
+        <w:r>
+          <w:rPr>
+            <w:noProof/>
+            <w:webHidden/>
+          </w:rPr>
+          <w:fldChar w:fldCharType="begin"/>
+        </w:r>
+        <w:r>
+          <w:rPr>
+            <w:noProof/>
+            <w:webHidden/>
+          </w:rPr>
+          <w:instrText xml:space="preserve"> PAGEREF _Toc230441958 \h </w:instrText>
+        </w:r>
+        <w:r>
+          <w:rPr>
+            <w:noProof/>
+            <w:webHidden/>
+          </w:rPr>
+        </w:r>
+        <w:r>
+          <w:rPr>
+            <w:noProof/>
+            <w:webHidden/>
+          </w:rPr>
+          <w:fldChar w:fldCharType="separate"/>
+        </w:r>
+        <w:r>
+          <w:rPr>
+            <w:noProof/>
+            <w:webHidden/>
+          </w:rPr>
+          <w:t>4</w:t>
+        </w:r>
+        <w:r>
+          <w:rPr>
+            <w:noProof/>
+            <w:webHidden/>
+          </w:rPr>
+          <w:fldChar w:fldCharType="end"/>
+        </w:r>
+      </w:hyperlink>
+    </w:p>
+    <w:p>
+      <w:pPr>
+        <w:pStyle w:val="TOC1"/>
+        <w:tabs>
+          <w:tab w:val="right" w:leader="dot" w:pos="9395"/>
+        </w:tabs>
+        <w:rPr>
+          <w:rFonts w:asciiTheme="minorHAnsi" w:eastAsiaTheme="minorEastAsia" w:hAnsiTheme="minorHAnsi"/>
+          <w:b w:val="0"/>
+          <w:noProof/>
+          <w:kern w:val="2"/>
+          <w:sz w:val="24"/>
+          <w:szCs w:val="24"/>
+          <w14:ligatures w14:val="standardContextual"/>
+        </w:rPr>
+      </w:pPr>
+      <w:hyperlink w:anchor="_Toc230441959" w:history="1">
+        <w:r>
+          <w:rPr>
+            <w:rStyle w:val="Hyperlink"/>
+            <w:noProof/>
+          </w:rPr>
+          <w:t>CHƯƠNG 2. CƠ SỞ LÝ THUYẾT</w:t>
+        </w:r>
+        <w:r>
+          <w:rPr>
+            <w:noProof/>
+            <w:webHidden/>
+          </w:rPr>
+          <w:tab/>
+        </w:r>
+        <w:r>
+          <w:rPr>
+            <w:noProof/>
+            <w:webHidden/>
+          </w:rPr>
+          <w:fldChar w:fldCharType="begin"/>
+        </w:r>
+        <w:r>
+          <w:rPr>
+            <w:noProof/>
+            <w:webHidden/>
+          </w:rPr>
+          <w:instrText xml:space="preserve"> PAGEREF _Toc230441959 \h </w:instrText>
+        </w:r>
+        <w:r>
+          <w:rPr>
+            <w:noProof/>
+            <w:webHidden/>
+          </w:rPr>
+        </w:r>
+        <w:r>
+          <w:rPr>
+            <w:noProof/>
+            <w:webHidden/>
+          </w:rPr>
+          <w:fldChar w:fldCharType="separate"/>
+        </w:r>
+        <w:r>
+          <w:rPr>
+            <w:noProof/>
+            <w:webHidden/>
+          </w:rPr>
+          <w:t>5</w:t>
+        </w:r>
+        <w:r>
+          <w:rPr>
+            <w:noProof/>
+            <w:webHidden/>
+          </w:rPr>
+          <w:fldChar w:fldCharType="end"/>
+        </w:r>
+      </w:hyperlink>
+    </w:p>
+    <w:p>
+      <w:pPr>
+        <w:pStyle w:val="TOC2"/>
+        <w:tabs>
+          <w:tab w:val="right" w:leader="dot" w:pos="9395"/>
+        </w:tabs>
+        <w:rPr>
+          <w:rFonts w:asciiTheme="minorHAnsi" w:eastAsiaTheme="minorEastAsia" w:hAnsiTheme="minorHAnsi"/>
+          <w:b w:val="0"/>
+          <w:noProof/>
+          <w:kern w:val="2"/>
+          <w:sz w:val="24"/>
+          <w:szCs w:val="24"/>
+          <w14:ligatures w14:val="standardContextual"/>
+        </w:rPr>
+      </w:pPr>
+      <w:hyperlink w:anchor="_Toc230441960" w:history="1">
+        <w:r>
+          <w:rPr>
+            <w:rStyle w:val="Hyperlink"/>
+            <w:noProof/>
+          </w:rPr>
+          <w:t>2.1. Unity Engine</w:t>
+        </w:r>
+        <w:r>
+          <w:rPr>
+            <w:noProof/>
+            <w:webHidden/>
+          </w:rPr>
+          <w:tab/>
+        </w:r>
+        <w:r>
+          <w:rPr>
+            <w:noProof/>
+            <w:webHidden/>
+          </w:rPr>
+          <w:fldChar w:fldCharType="begin"/>
+        </w:r>
+        <w:r>
+          <w:rPr>
+            <w:noProof/>
+            <w:webHidden/>
+          </w:rPr>
+          <w:instrText xml:space="preserve"> PAGEREF _Toc230441960 \h </w:instrText>
+        </w:r>
+        <w:r>
+          <w:rPr>
+            <w:noProof/>
+            <w:webHidden/>
+          </w:rPr>
+        </w:r>
+        <w:r>
+          <w:rPr>
+            <w:noProof/>
+            <w:webHidden/>
+          </w:rPr>
+          <w:fldChar w:fldCharType="separate"/>
+        </w:r>
+        <w:r>
+          <w:rPr>
+            <w:noProof/>
+            <w:webHidden/>
+          </w:rPr>
+          <w:t>5</w:t>
+        </w:r>
+        <w:r>
+          <w:rPr>
+            <w:noProof/>
+            <w:webHidden/>
+          </w:rPr>
+          <w:fldChar w:fldCharType="end"/>
+        </w:r>
+      </w:hyperlink>
+    </w:p>
+    <w:p>
+      <w:pPr>
+        <w:pStyle w:val="TOC2"/>
+        <w:tabs>
+          <w:tab w:val="right" w:leader="dot" w:pos="9395"/>
+        </w:tabs>
+        <w:rPr>
+          <w:rFonts w:asciiTheme="minorHAnsi" w:eastAsiaTheme="minorEastAsia" w:hAnsiTheme="minorHAnsi"/>
+          <w:b w:val="0"/>
+          <w:noProof/>
+          <w:kern w:val="2"/>
+          <w:sz w:val="24"/>
+          <w:szCs w:val="24"/>
+          <w14:ligatures w14:val="standardContextual"/>
+        </w:rPr>
+      </w:pPr>
+      <w:hyperlink w:anchor="_Toc230441961" w:history="1">
+        <w:r>
+          <w:rPr>
+            <w:rStyle w:val="Hyperlink"/>
+            <w:noProof/>
+          </w:rPr>
+          <w:t>2.2. Ngôn ngữ lập trình C#</w:t>
+        </w:r>
+        <w:r>
+          <w:rPr>
+            <w:noProof/>
+            <w:webHidden/>
+          </w:rPr>
+          <w:tab/>
+        </w:r>
+        <w:r>
+          <w:rPr>
+            <w:noProof/>
+            <w:webHidden/>
+          </w:rPr>
+          <w:fldChar w:fldCharType="begin"/>
+        </w:r>
+        <w:r>
+          <w:rPr>
+            <w:noProof/>
+            <w:webHidden/>
+          </w:rPr>
+          <w:instrText xml:space="preserve"> PAGEREF _Toc230441961 \h </w:instrText>
+        </w:r>
+        <w:r>
+          <w:rPr>
+            <w:noProof/>
+            <w:webHidden/>
+          </w:rPr>
+        </w:r>
+        <w:r>
+          <w:rPr>
+            <w:noProof/>
+            <w:webHidden/>
+          </w:rPr>
+          <w:fldChar w:fldCharType="separate"/>
+        </w:r>
+        <w:r>
+          <w:rPr>
+            <w:noProof/>
+            <w:webHidden/>
+          </w:rPr>
+          <w:t>6</w:t>
+        </w:r>
+        <w:r>
+          <w:rPr>
+            <w:noProof/>
+            <w:webHidden/>
+          </w:rPr>
+          <w:fldChar w:fldCharType="end"/>
+        </w:r>
+      </w:hyperlink>
+    </w:p>
+    <w:p>
+      <w:pPr>
+        <w:pStyle w:val="TOC2"/>
+        <w:tabs>
+          <w:tab w:val="right" w:leader="dot" w:pos="9395"/>
+        </w:tabs>
+        <w:rPr>
+          <w:rFonts w:asciiTheme="minorHAnsi" w:eastAsiaTheme="minorEastAsia" w:hAnsiTheme="minorHAnsi"/>
+          <w:b w:val="0"/>
+          <w:noProof/>
+          <w:kern w:val="2"/>
+          <w:sz w:val="24"/>
+          <w:szCs w:val="24"/>
+          <w14:ligatures w14:val="standardContextual"/>
+        </w:rPr>
+      </w:pPr>
+      <w:hyperlink w:anchor="_Toc230441962" w:history="1">
+        <w:r>
+          <w:rPr>
+            <w:rStyle w:val="Hyperlink"/>
+            <w:noProof/>
+          </w:rPr>
+          <w:t>2.3. Thuật toán A*</w:t>
+        </w:r>
+        <w:r>
+          <w:rPr>
+            <w:noProof/>
+            <w:webHidden/>
+          </w:rPr>
+          <w:tab/>
+        </w:r>
+        <w:r>
+          <w:rPr>
+            <w:noProof/>
+            <w:webHidden/>
+          </w:rPr>
+          <w:fldChar w:fldCharType="begin"/>
+        </w:r>
+        <w:r>
+          <w:rPr>
+            <w:noProof/>
+            <w:webHidden/>
+          </w:rPr>
+          <w:instrText xml:space="preserve"> PAGEREF _Toc230441962 \h </w:instrText>
+        </w:r>
+        <w:r>
+          <w:rPr>
+            <w:noProof/>
+            <w:webHidden/>
+          </w:rPr>
+        </w:r>
+        <w:r>
+          <w:rPr>
+            <w:noProof/>
+            <w:webHidden/>
+          </w:rPr>
+          <w:fldChar w:fldCharType="separate"/>
+        </w:r>
+        <w:r>
+          <w:rPr>
+            <w:noProof/>
+            <w:webHidden/>
+          </w:rPr>
+          <w:t>7</w:t>
+        </w:r>
+        <w:r>
+          <w:rPr>
+            <w:noProof/>
+            <w:webHidden/>
+          </w:rPr>
+          <w:fldChar w:fldCharType="end"/>
+        </w:r>
+      </w:hyperlink>
+    </w:p>
+    <w:p>
+      <w:pPr>
+        <w:pStyle w:val="TOC1"/>
+        <w:tabs>
+          <w:tab w:val="right" w:leader="dot" w:pos="9395"/>
+        </w:tabs>
+        <w:rPr>
+          <w:rFonts w:asciiTheme="minorHAnsi" w:eastAsiaTheme="minorEastAsia" w:hAnsiTheme="minorHAnsi"/>
+          <w:b w:val="0"/>
+          <w:noProof/>
+          <w:kern w:val="2"/>
+          <w:sz w:val="24"/>
+          <w:szCs w:val="24"/>
+          <w14:ligatures w14:val="standardContextual"/>
+        </w:rPr>
+      </w:pPr>
+      <w:hyperlink w:anchor="_Toc230441963" w:history="1">
+        <w:r>
+          <w:rPr>
+            <w:rStyle w:val="Hyperlink"/>
+            <w:noProof/>
+          </w:rPr>
+          <w:t>CHƯƠNG 3. PHÂN TÍCH VÀ XÂY DỰNG SẢN PHẨM</w:t>
+        </w:r>
+        <w:r>
+          <w:rPr>
+            <w:noProof/>
+            <w:webHidden/>
+          </w:rPr>
+          <w:tab/>
+        </w:r>
+        <w:r>
+          <w:rPr>
+            <w:noProof/>
+            <w:webHidden/>
+          </w:rPr>
+          <w:fldChar w:fldCharType="begin"/>
+        </w:r>
+        <w:r>
+          <w:rPr>
+            <w:noProof/>
+            <w:webHidden/>
+          </w:rPr>
+          <w:instrText xml:space="preserve"> PAGEREF _Toc230441963 \h </w:instrText>
+        </w:r>
+        <w:r>
+          <w:rPr>
+            <w:noProof/>
+            <w:webHidden/>
+          </w:rPr>
+        </w:r>
+        <w:r>
+          <w:rPr>
+            <w:noProof/>
+            <w:webHidden/>
+          </w:rPr>
+          <w:fldChar w:fldCharType="separate"/>
+        </w:r>
+        <w:r>
+          <w:rPr>
+            <w:noProof/>
+            <w:webHidden/>
+          </w:rPr>
+          <w:t>8</w:t>
+        </w:r>
+        <w:r>
+          <w:rPr>
+            <w:noProof/>
+            <w:webHidden/>
+          </w:rPr>
+          <w:fldChar w:fldCharType="end"/>
+        </w:r>
+      </w:hyperlink>
+    </w:p>
+    <w:p>
+      <w:pPr>
+        <w:pStyle w:val="TOC2"/>
+        <w:tabs>
+          <w:tab w:val="right" w:leader="dot" w:pos="9395"/>
+        </w:tabs>
+        <w:rPr>
+          <w:rFonts w:asciiTheme="minorHAnsi" w:eastAsiaTheme="minorEastAsia" w:hAnsiTheme="minorHAnsi"/>
+          <w:b w:val="0"/>
+          <w:noProof/>
+          <w:kern w:val="2"/>
+          <w:sz w:val="24"/>
+          <w:szCs w:val="24"/>
+          <w14:ligatures w14:val="standardContextual"/>
+        </w:rPr>
+      </w:pPr>
+      <w:hyperlink w:anchor="_Toc230441964" w:history="1">
+        <w:r>
+          <w:rPr>
+            <w:rStyle w:val="Hyperlink"/>
+            <w:noProof/>
+          </w:rPr>
+          <w:t>3.1. Tổng quan hệ thống</w:t>
+        </w:r>
+        <w:r>
+          <w:rPr>
+            <w:noProof/>
+            <w:webHidden/>
+          </w:rPr>
+          <w:tab/>
+        </w:r>
+        <w:r>
+          <w:rPr>
+            <w:noProof/>
+            <w:webHidden/>
+          </w:rPr>
+          <w:fldChar w:fldCharType="begin"/>
+        </w:r>
+        <w:r>
+          <w:rPr>
+            <w:noProof/>
+            <w:webHidden/>
+          </w:rPr>
+          <w:instrText xml:space="preserve"> PAGEREF _Toc230441964 \h </w:instrText>
+        </w:r>
+        <w:r>
+          <w:rPr>
+            <w:noProof/>
+            <w:webHidden/>
+          </w:rPr>
+        </w:r>
+        <w:r>
+          <w:rPr>
+            <w:noProof/>
+            <w:webHidden/>
+          </w:rPr>
+          <w:fldChar w:fldCharType="separate"/>
+        </w:r>
+        <w:r>
+          <w:rPr>
+            <w:noProof/>
+            <w:webHidden/>
+          </w:rPr>
+          <w:t>8</w:t>
+        </w:r>
+        <w:r>
+          <w:rPr>
+            <w:noProof/>
+            <w:webHidden/>
+          </w:rPr>
+          <w:fldChar w:fldCharType="end"/>
+        </w:r>
+      </w:hyperlink>
+    </w:p>
+    <w:p>
+      <w:pPr>
+        <w:pStyle w:val="TOC2"/>
+        <w:tabs>
+          <w:tab w:val="right" w:leader="dot" w:pos="9395"/>
+        </w:tabs>
+        <w:rPr>
+          <w:rFonts w:asciiTheme="minorHAnsi" w:eastAsiaTheme="minorEastAsia" w:hAnsiTheme="minorHAnsi"/>
+          <w:b w:val="0"/>
+          <w:noProof/>
+          <w:kern w:val="2"/>
+          <w:sz w:val="24"/>
+          <w:szCs w:val="24"/>
+          <w14:ligatures w14:val="standardContextual"/>
+        </w:rPr>
+      </w:pPr>
+      <w:hyperlink w:anchor="_Toc230441965" w:history="1">
+        <w:r>
+          <w:rPr>
+            <w:rStyle w:val="Hyperlink"/>
+            <w:noProof/>
+          </w:rPr>
+          <w:t>3.2. Phân tích hệ thống</w:t>
+        </w:r>
+        <w:r>
+          <w:rPr>
+            <w:noProof/>
+            <w:webHidden/>
+          </w:rPr>
+          <w:tab/>
+        </w:r>
+        <w:r>
+          <w:rPr>
+            <w:noProof/>
+            <w:webHidden/>
+          </w:rPr>
+          <w:fldChar w:fldCharType="begin"/>
+        </w:r>
+        <w:r>
+          <w:rPr>
+            <w:noProof/>
+            <w:webHidden/>
+          </w:rPr>
+          <w:instrText xml:space="preserve"> PAGEREF _Toc230441965 \h </w:instrText>
+        </w:r>
+        <w:r>
+          <w:rPr>
+            <w:noProof/>
+            <w:webHidden/>
+          </w:rPr>
+        </w:r>
+        <w:r>
+          <w:rPr>
+            <w:noProof/>
+            <w:webHidden/>
+          </w:rPr>
+          <w:fldChar w:fldCharType="separate"/>
+        </w:r>
+        <w:r>
+          <w:rPr>
+            <w:noProof/>
+            <w:webHidden/>
+          </w:rPr>
+          <w:t>8</w:t>
+        </w:r>
+        <w:r>
+          <w:rPr>
+            <w:noProof/>
+            <w:webHidden/>
+          </w:rPr>
+          <w:fldChar w:fldCharType="end"/>
+        </w:r>
+      </w:hyperlink>
+    </w:p>
+    <w:p>
+      <w:pPr>
+        <w:pStyle w:val="TOC3"/>
+        <w:tabs>
+          <w:tab w:val="right" w:leader="dot" w:pos="9395"/>
+        </w:tabs>
+        <w:rPr>
+          <w:rFonts w:asciiTheme="minorHAnsi" w:eastAsiaTheme="minorEastAsia" w:hAnsiTheme="minorHAnsi"/>
+          <w:b w:val="0"/>
+          <w:noProof/>
+          <w:kern w:val="2"/>
+          <w:sz w:val="24"/>
+          <w:szCs w:val="24"/>
+          <w14:ligatures w14:val="standardContextual"/>
+        </w:rPr>
+      </w:pPr>
+      <w:hyperlink w:anchor="_Toc230441966" w:history="1">
+        <w:r>
+          <w:rPr>
+            <w:rStyle w:val="Hyperlink"/>
+            <w:noProof/>
+          </w:rPr>
+          <w:t>3.2.1. Yêu c</w:t>
+        </w:r>
+        <w:r>
+          <w:rPr>
+            <w:rStyle w:val="Hyperlink"/>
+            <w:rFonts w:ascii="Cambria" w:hAnsi="Cambria" w:cs="Cambria"/>
+            <w:noProof/>
+          </w:rPr>
+          <w:t>ầ</w:t>
+        </w:r>
+        <w:r>
+          <w:rPr>
+            <w:rStyle w:val="Hyperlink"/>
+            <w:noProof/>
+          </w:rPr>
+          <w:t>u h</w:t>
+        </w:r>
+        <w:r>
+          <w:rPr>
+            <w:rStyle w:val="Hyperlink"/>
+            <w:rFonts w:ascii="Cambria" w:hAnsi="Cambria" w:cs="Cambria"/>
+            <w:noProof/>
+          </w:rPr>
+          <w:t>ệ</w:t>
+        </w:r>
+        <w:r>
+          <w:rPr>
+            <w:rStyle w:val="Hyperlink"/>
+            <w:noProof/>
+          </w:rPr>
+          <w:t xml:space="preserve"> th</w:t>
+        </w:r>
+        <w:r>
+          <w:rPr>
+            <w:rStyle w:val="Hyperlink"/>
+            <w:rFonts w:ascii="Cambria" w:hAnsi="Cambria" w:cs="Cambria"/>
+            <w:noProof/>
+          </w:rPr>
+          <w:t>ố</w:t>
+        </w:r>
+        <w:r>
+          <w:rPr>
+            <w:rStyle w:val="Hyperlink"/>
+            <w:noProof/>
+          </w:rPr>
+          <w:t>ng</w:t>
+        </w:r>
+        <w:r>
+          <w:rPr>
+            <w:noProof/>
+            <w:webHidden/>
+          </w:rPr>
+          <w:tab/>
+        </w:r>
+        <w:r>
+          <w:rPr>
+            <w:noProof/>
+            <w:webHidden/>
+          </w:rPr>
+          <w:fldChar w:fldCharType="begin"/>
+        </w:r>
+        <w:r>
+          <w:rPr>
+            <w:noProof/>
+            <w:webHidden/>
+          </w:rPr>
+          <w:instrText xml:space="preserve"> PAGEREF _Toc230441966 \h </w:instrText>
+        </w:r>
+        <w:r>
+          <w:rPr>
+            <w:noProof/>
+            <w:webHidden/>
+          </w:rPr>
+        </w:r>
+        <w:r>
+          <w:rPr>
+            <w:noProof/>
+            <w:webHidden/>
+          </w:rPr>
+          <w:fldChar w:fldCharType="separate"/>
+        </w:r>
+        <w:r>
+          <w:rPr>
+            <w:noProof/>
+            <w:webHidden/>
+          </w:rPr>
+          <w:t>8</w:t>
+        </w:r>
+        <w:r>
+          <w:rPr>
+            <w:noProof/>
+            <w:webHidden/>
+          </w:rPr>
+          <w:fldChar w:fldCharType="end"/>
+        </w:r>
+      </w:hyperlink>
+    </w:p>
+    <w:p>
+      <w:pPr>
+        <w:pStyle w:val="TOC3"/>
+        <w:tabs>
+          <w:tab w:val="right" w:leader="dot" w:pos="9395"/>
+        </w:tabs>
+        <w:rPr>
+          <w:rFonts w:asciiTheme="minorHAnsi" w:eastAsiaTheme="minorEastAsia" w:hAnsiTheme="minorHAnsi"/>
+          <w:b w:val="0"/>
+          <w:noProof/>
+          <w:kern w:val="2"/>
+          <w:sz w:val="24"/>
+          <w:szCs w:val="24"/>
+          <w14:ligatures w14:val="standardContextual"/>
+        </w:rPr>
+      </w:pPr>
+      <w:hyperlink w:anchor="_Toc230441967" w:history="1">
+        <w:r>
+          <w:rPr>
+            <w:rStyle w:val="Hyperlink"/>
+            <w:noProof/>
+          </w:rPr>
+          <w:t>3.2.2. Kiến trúc tổng thể hệ thống</w:t>
+        </w:r>
+        <w:r>
+          <w:rPr>
+            <w:noProof/>
+            <w:webHidden/>
+          </w:rPr>
+          <w:tab/>
+        </w:r>
+        <w:r>
+          <w:rPr>
+            <w:noProof/>
+            <w:webHidden/>
+          </w:rPr>
+          <w:fldChar w:fldCharType="begin"/>
+        </w:r>
+        <w:r>
+          <w:rPr>
+            <w:noProof/>
+            <w:webHidden/>
+          </w:rPr>
+          <w:instrText xml:space="preserve"> PAGEREF _Toc230441967 \h </w:instrText>
+        </w:r>
+        <w:r>
+          <w:rPr>
+            <w:noProof/>
+            <w:webHidden/>
+          </w:rPr>
+        </w:r>
+        <w:r>
+          <w:rPr>
+            <w:noProof/>
+            <w:webHidden/>
+          </w:rPr>
+          <w:fldChar w:fldCharType="separate"/>
+        </w:r>
+        <w:r>
+          <w:rPr>
+            <w:noProof/>
+            <w:webHidden/>
+          </w:rPr>
+          <w:t>9</w:t>
+        </w:r>
+        <w:r>
+          <w:rPr>
+            <w:noProof/>
+            <w:webHidden/>
+          </w:rPr>
+          <w:fldChar w:fldCharType="end"/>
+        </w:r>
+      </w:hyperlink>
+    </w:p>
+    <w:p>
+      <w:pPr>
+        <w:pStyle w:val="TOC3"/>
+        <w:tabs>
+          <w:tab w:val="right" w:leader="dot" w:pos="9395"/>
+        </w:tabs>
+        <w:rPr>
+          <w:rFonts w:asciiTheme="minorHAnsi" w:eastAsiaTheme="minorEastAsia" w:hAnsiTheme="minorHAnsi"/>
+          <w:b w:val="0"/>
+          <w:noProof/>
+          <w:kern w:val="2"/>
+          <w:sz w:val="24"/>
+          <w:szCs w:val="24"/>
+          <w14:ligatures w14:val="standardContextual"/>
+        </w:rPr>
+      </w:pPr>
+      <w:hyperlink w:anchor="_Toc230441968" w:history="1">
+        <w:r>
+          <w:rPr>
+            <w:rStyle w:val="Hyperlink"/>
+            <w:noProof/>
+          </w:rPr>
+          <w:t>3.2.3. Luồng xử lí hệ thống</w:t>
+        </w:r>
+        <w:r>
+          <w:rPr>
+            <w:noProof/>
+            <w:webHidden/>
+          </w:rPr>
+          <w:tab/>
+        </w:r>
+        <w:r>
+          <w:rPr>
+            <w:noProof/>
+            <w:webHidden/>
+          </w:rPr>
+          <w:fldChar w:fldCharType="begin"/>
+        </w:r>
+        <w:r>
+          <w:rPr>
+            <w:noProof/>
+            <w:webHidden/>
+          </w:rPr>
+          <w:instrText xml:space="preserve"> PAGEREF _Toc230441968 \h </w:instrText>
+        </w:r>
+        <w:r>
+          <w:rPr>
+            <w:noProof/>
+            <w:webHidden/>
+          </w:rPr>
+        </w:r>
+        <w:r>
+          <w:rPr>
+            <w:noProof/>
+            <w:webHidden/>
+          </w:rPr>
+          <w:fldChar w:fldCharType="separate"/>
+        </w:r>
+        <w:r>
+          <w:rPr>
+            <w:noProof/>
+            <w:webHidden/>
+          </w:rPr>
+          <w:t>9</w:t>
+        </w:r>
+        <w:r>
+          <w:rPr>
+            <w:noProof/>
+            <w:webHidden/>
+          </w:rPr>
+          <w:fldChar w:fldCharType="end"/>
+        </w:r>
+      </w:hyperlink>
+    </w:p>
+    <w:p>
+      <w:pPr>
+        <w:pStyle w:val="TOC3"/>
+        <w:tabs>
+          <w:tab w:val="right" w:leader="dot" w:pos="9395"/>
+        </w:tabs>
+        <w:rPr>
+          <w:rFonts w:asciiTheme="minorHAnsi" w:eastAsiaTheme="minorEastAsia" w:hAnsiTheme="minorHAnsi"/>
+          <w:b w:val="0"/>
+          <w:noProof/>
+          <w:kern w:val="2"/>
+          <w:sz w:val="24"/>
+          <w:szCs w:val="24"/>
+          <w14:ligatures w14:val="standardContextual"/>
+        </w:rPr>
+      </w:pPr>
+      <w:hyperlink w:anchor="_Toc230441969" w:history="1">
+        <w:r>
+          <w:rPr>
+            <w:rStyle w:val="Hyperlink"/>
+            <w:noProof/>
+          </w:rPr>
+          <w:t>3.2.4. Mô hình dữ liệu chính</w:t>
+        </w:r>
+        <w:r>
+          <w:rPr>
+            <w:noProof/>
+            <w:webHidden/>
+          </w:rPr>
+          <w:tab/>
+        </w:r>
+        <w:r>
+          <w:rPr>
+            <w:noProof/>
+            <w:webHidden/>
+          </w:rPr>
+          <w:fldChar w:fldCharType="begin"/>
+        </w:r>
+        <w:r>
+          <w:rPr>
+            <w:noProof/>
+            <w:webHidden/>
+          </w:rPr>
+          <w:instrText xml:space="preserve"> PAGEREF _Toc230441969 \h </w:instrText>
+        </w:r>
+        <w:r>
+          <w:rPr>
+            <w:noProof/>
+            <w:webHidden/>
+          </w:rPr>
+        </w:r>
+        <w:r>
+          <w:rPr>
+            <w:noProof/>
+            <w:webHidden/>
+          </w:rPr>
+          <w:fldChar w:fldCharType="separate"/>
+        </w:r>
+        <w:r>
+          <w:rPr>
+            <w:noProof/>
+            <w:webHidden/>
+          </w:rPr>
+          <w:t>10</w:t>
+        </w:r>
+        <w:r>
+          <w:rPr>
+            <w:noProof/>
+            <w:webHidden/>
+          </w:rPr>
+          <w:fldChar w:fldCharType="end"/>
+        </w:r>
+      </w:hyperlink>
+    </w:p>
+    <w:p>
+      <w:pPr>
+        <w:pStyle w:val="TOC3"/>
+        <w:tabs>
+          <w:tab w:val="right" w:leader="dot" w:pos="9395"/>
+        </w:tabs>
+        <w:rPr>
+          <w:rFonts w:asciiTheme="minorHAnsi" w:eastAsiaTheme="minorEastAsia" w:hAnsiTheme="minorHAnsi"/>
+          <w:b w:val="0"/>
+          <w:noProof/>
+          <w:kern w:val="2"/>
+          <w:sz w:val="24"/>
+          <w:szCs w:val="24"/>
+          <w14:ligatures w14:val="standardContextual"/>
+        </w:rPr>
+      </w:pPr>
+      <w:hyperlink w:anchor="_Toc230441970" w:history="1">
+        <w:r>
+          <w:rPr>
+            <w:rStyle w:val="Hyperlink"/>
+            <w:noProof/>
+          </w:rPr>
+          <w:t>3.2.5. Giải thuật tìm đường A*</w:t>
+        </w:r>
+        <w:r>
+          <w:rPr>
+            <w:noProof/>
+            <w:webHidden/>
+          </w:rPr>
+          <w:tab/>
+        </w:r>
+        <w:r>
+          <w:rPr>
+            <w:noProof/>
+            <w:webHidden/>
+          </w:rPr>
+          <w:fldChar w:fldCharType="begin"/>
+        </w:r>
+        <w:r>
+          <w:rPr>
+            <w:noProof/>
+            <w:webHidden/>
+          </w:rPr>
+          <w:instrText xml:space="preserve"> PAGEREF _Toc230441970 \h </w:instrText>
+        </w:r>
+        <w:r>
+          <w:rPr>
+            <w:noProof/>
+            <w:webHidden/>
+          </w:rPr>
+        </w:r>
+        <w:r>
+          <w:rPr>
+            <w:noProof/>
+            <w:webHidden/>
+          </w:rPr>
+          <w:fldChar w:fldCharType="separate"/>
+        </w:r>
+        <w:r>
+          <w:rPr>
+            <w:noProof/>
+            <w:webHidden/>
+          </w:rPr>
+          <w:t>10</w:t>
+        </w:r>
+        <w:r>
+          <w:rPr>
+            <w:noProof/>
+            <w:webHidden/>
+          </w:rPr>
+          <w:fldChar w:fldCharType="end"/>
+        </w:r>
+      </w:hyperlink>
+    </w:p>
+    <w:p>
+      <w:pPr>
+        <w:pStyle w:val="TOC2"/>
+        <w:tabs>
+          <w:tab w:val="right" w:leader="dot" w:pos="9395"/>
+        </w:tabs>
+        <w:rPr>
+          <w:rFonts w:asciiTheme="minorHAnsi" w:eastAsiaTheme="minorEastAsia" w:hAnsiTheme="minorHAnsi"/>
+          <w:b w:val="0"/>
+          <w:noProof/>
+          <w:kern w:val="2"/>
+          <w:sz w:val="24"/>
+          <w:szCs w:val="24"/>
+          <w14:ligatures w14:val="standardContextual"/>
+        </w:rPr>
+      </w:pPr>
+      <w:hyperlink w:anchor="_Toc230441971" w:history="1">
+        <w:r>
+          <w:rPr>
+            <w:rStyle w:val="Hyperlink"/>
+            <w:noProof/>
+          </w:rPr>
+          <w:t>3.3. Xây dựng giao diện sản phẩm</w:t>
+        </w:r>
+        <w:r>
+          <w:rPr>
+            <w:noProof/>
+            <w:webHidden/>
+          </w:rPr>
+          <w:tab/>
+        </w:r>
+        <w:r>
+          <w:rPr>
+            <w:noProof/>
+            <w:webHidden/>
+          </w:rPr>
+          <w:fldChar w:fldCharType="begin"/>
+        </w:r>
+        <w:r>
+          <w:rPr>
+            <w:noProof/>
+            <w:webHidden/>
+          </w:rPr>
+          <w:instrText xml:space="preserve"> PAGEREF _Toc230441971 \h </w:instrText>
+        </w:r>
+        <w:r>
+          <w:rPr>
+            <w:noProof/>
+            <w:webHidden/>
+          </w:rPr>
+        </w:r>
+        <w:r>
+          <w:rPr>
+            <w:noProof/>
+            <w:webHidden/>
+          </w:rPr>
+          <w:fldChar w:fldCharType="separate"/>
+        </w:r>
+        <w:r>
+          <w:rPr>
+            <w:noProof/>
+            <w:webHidden/>
+          </w:rPr>
+          <w:t>11</w:t>
+        </w:r>
+        <w:r>
+          <w:rPr>
+            <w:noProof/>
+            <w:webHidden/>
+          </w:rPr>
+          <w:fldChar w:fldCharType="end"/>
+        </w:r>
+      </w:hyperlink>
+    </w:p>
+    <w:p>
+      <w:pPr>
+        <w:pStyle w:val="TOC3"/>
+        <w:tabs>
+          <w:tab w:val="right" w:leader="dot" w:pos="9395"/>
+        </w:tabs>
+        <w:rPr>
+          <w:rFonts w:asciiTheme="minorHAnsi" w:eastAsiaTheme="minorEastAsia" w:hAnsiTheme="minorHAnsi"/>
+          <w:b w:val="0"/>
+          <w:noProof/>
+          <w:kern w:val="2"/>
+          <w:sz w:val="24"/>
+          <w:szCs w:val="24"/>
+          <w14:ligatures w14:val="standardContextual"/>
+        </w:rPr>
+      </w:pPr>
+      <w:hyperlink w:anchor="_Toc230441972" w:history="1">
+        <w:r>
+          <w:rPr>
+            <w:rStyle w:val="Hyperlink"/>
+            <w:noProof/>
+          </w:rPr>
+          <w:t>3.3.1. Giao diện mê cung</w:t>
+        </w:r>
+        <w:r>
+          <w:rPr>
+            <w:noProof/>
+            <w:webHidden/>
+          </w:rPr>
+          <w:tab/>
+        </w:r>
+        <w:r>
+          <w:rPr>
+            <w:noProof/>
+            <w:webHidden/>
+          </w:rPr>
+          <w:fldChar w:fldCharType="begin"/>
+        </w:r>
+        <w:r>
+          <w:rPr>
+            <w:noProof/>
+            <w:webHidden/>
+          </w:rPr>
+          <w:instrText xml:space="preserve"> PAGEREF _Toc230441972 \h </w:instrText>
+        </w:r>
+        <w:r>
+          <w:rPr>
+            <w:noProof/>
+            <w:webHidden/>
+          </w:rPr>
+        </w:r>
+        <w:r>
+          <w:rPr>
+            <w:noProof/>
+            <w:webHidden/>
+          </w:rPr>
+          <w:fldChar w:fldCharType="separate"/>
+        </w:r>
+        <w:r>
+          <w:rPr>
+            <w:noProof/>
+            <w:webHidden/>
+          </w:rPr>
+          <w:t>11</w:t>
+        </w:r>
+        <w:r>
+          <w:rPr>
+            <w:noProof/>
+            <w:webHidden/>
+          </w:rPr>
+          <w:fldChar w:fldCharType="end"/>
+        </w:r>
+      </w:hyperlink>
+    </w:p>
+    <w:p>
+      <w:pPr>
+        <w:pStyle w:val="TOC3"/>
+        <w:tabs>
+          <w:tab w:val="right" w:leader="dot" w:pos="9395"/>
+        </w:tabs>
+        <w:rPr>
+          <w:rFonts w:asciiTheme="minorHAnsi" w:eastAsiaTheme="minorEastAsia" w:hAnsiTheme="minorHAnsi"/>
+          <w:b w:val="0"/>
+          <w:noProof/>
+          <w:kern w:val="2"/>
+          <w:sz w:val="24"/>
+          <w:szCs w:val="24"/>
+          <w14:ligatures w14:val="standardContextual"/>
+        </w:rPr>
+      </w:pPr>
+      <w:hyperlink w:anchor="_Toc230441973" w:history="1">
+        <w:r>
+          <w:rPr>
+            <w:rStyle w:val="Hyperlink"/>
+            <w:noProof/>
+          </w:rPr>
+          <w:t>3.3.2. Giao diện điểm bắt đầu và kết thúc</w:t>
+        </w:r>
+        <w:r>
+          <w:rPr>
+            <w:noProof/>
+            <w:webHidden/>
+          </w:rPr>
+          <w:tab/>
+        </w:r>
+        <w:r>
+          <w:rPr>
+            <w:noProof/>
+            <w:webHidden/>
+          </w:rPr>
+          <w:fldChar w:fldCharType="begin"/>
+        </w:r>
+        <w:r>
+          <w:rPr>
+            <w:noProof/>
+            <w:webHidden/>
+          </w:rPr>
+          <w:instrText xml:space="preserve"> PAGEREF _Toc230441973 \h </w:instrText>
+        </w:r>
+        <w:r>
+          <w:rPr>
+            <w:noProof/>
+            <w:webHidden/>
+          </w:rPr>
+        </w:r>
+        <w:r>
+          <w:rPr>
+            <w:noProof/>
+            <w:webHidden/>
+          </w:rPr>
+          <w:fldChar w:fldCharType="separate"/>
+        </w:r>
+        <w:r>
+          <w:rPr>
+            <w:noProof/>
+            <w:webHidden/>
+          </w:rPr>
+          <w:t>11</w:t>
+        </w:r>
+        <w:r>
+          <w:rPr>
+            <w:noProof/>
+            <w:webHidden/>
+          </w:rPr>
+          <w:fldChar w:fldCharType="end"/>
+        </w:r>
+      </w:hyperlink>
+    </w:p>
+    <w:p>
+      <w:pPr>
+        <w:pStyle w:val="TOC3"/>
+        <w:tabs>
+          <w:tab w:val="right" w:leader="dot" w:pos="9395"/>
+        </w:tabs>
+        <w:rPr>
+          <w:rFonts w:asciiTheme="minorHAnsi" w:eastAsiaTheme="minorEastAsia" w:hAnsiTheme="minorHAnsi"/>
+          <w:b w:val="0"/>
+          <w:noProof/>
+          <w:kern w:val="2"/>
+          <w:sz w:val="24"/>
+          <w:szCs w:val="24"/>
+          <w14:ligatures w14:val="standardContextual"/>
+        </w:rPr>
+      </w:pPr>
+      <w:hyperlink w:anchor="_Toc230441974" w:history="1">
+        <w:r>
+          <w:rPr>
+            <w:rStyle w:val="Hyperlink"/>
+            <w:noProof/>
+          </w:rPr>
+          <w:t>3.3.3. Giao diện agent di chuyển</w:t>
+        </w:r>
+        <w:r>
+          <w:rPr>
+            <w:noProof/>
+            <w:webHidden/>
+          </w:rPr>
+          <w:tab/>
+        </w:r>
+        <w:r>
+          <w:rPr>
+            <w:noProof/>
+            <w:webHidden/>
+          </w:rPr>
+          <w:fldChar w:fldCharType="begin"/>
+        </w:r>
+        <w:r>
+          <w:rPr>
+            <w:noProof/>
+            <w:webHidden/>
+          </w:rPr>
+          <w:instrText xml:space="preserve"> PAGEREF _Toc230441974 \h </w:instrText>
+        </w:r>
+        <w:r>
+          <w:rPr>
+            <w:noProof/>
+            <w:webHidden/>
+          </w:rPr>
+        </w:r>
+        <w:r>
+          <w:rPr>
+            <w:noProof/>
+            <w:webHidden/>
+          </w:rPr>
+          <w:fldChar w:fldCharType="separate"/>
+        </w:r>
+        <w:r>
+          <w:rPr>
+            <w:noProof/>
+            <w:webHidden/>
+          </w:rPr>
+          <w:t>12</w:t>
+        </w:r>
+        <w:r>
+          <w:rPr>
+            <w:noProof/>
+            <w:webHidden/>
+          </w:rPr>
+          <w:fldChar w:fldCharType="end"/>
+        </w:r>
+      </w:hyperlink>
+    </w:p>
+    <w:p>
+      <w:pPr>
+        <w:pStyle w:val="TOC3"/>
+        <w:tabs>
+          <w:tab w:val="right" w:leader="dot" w:pos="9395"/>
+        </w:tabs>
+        <w:rPr>
+          <w:rFonts w:asciiTheme="minorHAnsi" w:eastAsiaTheme="minorEastAsia" w:hAnsiTheme="minorHAnsi"/>
+          <w:b w:val="0"/>
+          <w:noProof/>
+          <w:kern w:val="2"/>
+          <w:sz w:val="24"/>
+          <w:szCs w:val="24"/>
+          <w14:ligatures w14:val="standardContextual"/>
+        </w:rPr>
+      </w:pPr>
+      <w:hyperlink w:anchor="_Toc230441975" w:history="1">
+        <w:r>
+          <w:rPr>
+            <w:rStyle w:val="Hyperlink"/>
+            <w:noProof/>
+          </w:rPr>
+          <w:t>3.3.4. Giao diện thông báo kết quả</w:t>
+        </w:r>
+        <w:r>
+          <w:rPr>
+            <w:noProof/>
+            <w:webHidden/>
+          </w:rPr>
+          <w:tab/>
+        </w:r>
+        <w:r>
+          <w:rPr>
+            <w:noProof/>
+            <w:webHidden/>
+          </w:rPr>
+          <w:fldChar w:fldCharType="begin"/>
+        </w:r>
+        <w:r>
+          <w:rPr>
+            <w:noProof/>
+            <w:webHidden/>
+          </w:rPr>
+          <w:instrText xml:space="preserve"> PAGEREF _Toc230441975 \h </w:instrText>
+        </w:r>
+        <w:r>
+          <w:rPr>
+            <w:noProof/>
+            <w:webHidden/>
+          </w:rPr>
+        </w:r>
+        <w:r>
+          <w:rPr>
+            <w:noProof/>
+            <w:webHidden/>
+          </w:rPr>
+          <w:fldChar w:fldCharType="separate"/>
+        </w:r>
+        <w:r>
+          <w:rPr>
+            <w:noProof/>
+            <w:webHidden/>
+          </w:rPr>
+          <w:t>13</w:t>
+        </w:r>
+        <w:r>
+          <w:rPr>
+            <w:noProof/>
+            <w:webHidden/>
+          </w:rPr>
+          <w:fldChar w:fldCharType="end"/>
+        </w:r>
+      </w:hyperlink>
+    </w:p>
+    <w:p>
+      <w:pPr>
+        <w:pStyle w:val="TOC1"/>
+        <w:tabs>
+          <w:tab w:val="right" w:leader="dot" w:pos="9395"/>
+        </w:tabs>
+        <w:rPr>
+          <w:rFonts w:asciiTheme="minorHAnsi" w:eastAsiaTheme="minorEastAsia" w:hAnsiTheme="minorHAnsi"/>
+          <w:b w:val="0"/>
+          <w:noProof/>
+          <w:kern w:val="2"/>
+          <w:sz w:val="24"/>
+          <w:szCs w:val="24"/>
+          <w14:ligatures w14:val="standardContextual"/>
+        </w:rPr>
+      </w:pPr>
+      <w:hyperlink w:anchor="_Toc230441976" w:history="1">
+        <w:r>
+          <w:rPr>
+            <w:rStyle w:val="Hyperlink"/>
+            <w:noProof/>
+          </w:rPr>
+          <w:t>KẾT LUẬN</w:t>
+        </w:r>
+        <w:r>
+          <w:rPr>
+            <w:noProof/>
+            <w:webHidden/>
+          </w:rPr>
+          <w:tab/>
+        </w:r>
+        <w:r>
+          <w:rPr>
+            <w:noProof/>
+            <w:webHidden/>
+          </w:rPr>
+          <w:fldChar w:fldCharType="begin"/>
+        </w:r>
+        <w:r>
+          <w:rPr>
+            <w:noProof/>
+            <w:webHidden/>
+          </w:rPr>
+          <w:instrText xml:space="preserve"> PAGEREF _Toc230441976 \h </w:instrText>
+        </w:r>
+        <w:r>
+          <w:rPr>
+            <w:noProof/>
+            <w:webHidden/>
+          </w:rPr>
+        </w:r>
+        <w:r>
+          <w:rPr>
+            <w:noProof/>
+            <w:webHidden/>
+          </w:rPr>
+          <w:fldChar w:fldCharType="separate"/>
+        </w:r>
+        <w:r>
+          <w:rPr>
+            <w:noProof/>
+            <w:webHidden/>
+          </w:rPr>
+          <w:t>14</w:t>
+        </w:r>
+        <w:r>
+          <w:rPr>
+            <w:noProof/>
+            <w:webHidden/>
+          </w:rPr>
+          <w:fldChar w:fldCharType="end"/>
+        </w:r>
+      </w:hyperlink>
+    </w:p>
+    <w:p>
+      <w:pPr>
+        <w:pStyle w:val="TOC1"/>
+        <w:tabs>
+          <w:tab w:val="right" w:leader="dot" w:pos="9395"/>
+        </w:tabs>
+        <w:rPr>
+          <w:rFonts w:asciiTheme="minorHAnsi" w:eastAsiaTheme="minorEastAsia" w:hAnsiTheme="minorHAnsi"/>
+          <w:b w:val="0"/>
+          <w:noProof/>
+          <w:kern w:val="2"/>
+          <w:sz w:val="24"/>
+          <w:szCs w:val="24"/>
+          <w14:ligatures w14:val="standardContextual"/>
+        </w:rPr>
+      </w:pPr>
+      <w:hyperlink w:anchor="_Toc230441977" w:history="1">
+        <w:r>
+          <w:rPr>
+            <w:rStyle w:val="Hyperlink"/>
+            <w:noProof/>
+          </w:rPr>
+          <w:t>DANH MỤC TÀI LIỆU THAM KHẢO</w:t>
+        </w:r>
+        <w:r>
+          <w:rPr>
+            <w:noProof/>
+            <w:webHidden/>
+          </w:rPr>
+          <w:tab/>
+        </w:r>
+        <w:r>
+          <w:rPr>
+            <w:noProof/>
+            <w:webHidden/>
+          </w:rPr>
+          <w:fldChar w:fldCharType="begin"/>
+        </w:r>
+        <w:r>
+          <w:rPr>
+            <w:noProof/>
+            <w:webHidden/>
+          </w:rPr>
+          <w:instrText xml:space="preserve"> PAGEREF _Toc230441977 \h </w:instrText>
+        </w:r>
+        <w:r>
+          <w:rPr>
+            <w:noProof/>
+            <w:webHidden/>
+          </w:rPr>
+        </w:r>
+        <w:r>
+          <w:rPr>
+            <w:noProof/>
+            <w:webHidden/>
+          </w:rPr>
+          <w:fldChar w:fldCharType="separate"/>
+        </w:r>
+        <w:r>
+          <w:rPr>
+            <w:noProof/>
+            <w:webHidden/>
+          </w:rPr>
+          <w:t>16</w:t>
+        </w:r>
+        <w:r>
+          <w:rPr>
+            <w:noProof/>
+            <w:webHidden/>
+          </w:rPr>
+          <w:fldChar w:fldCharType="end"/>
+        </w:r>
+      </w:hyperlink>
+    </w:p>
+    <w:p>
+      <w:pPr>
+        <w:pStyle w:val="TOC1"/>
+        <w:tabs>
+          <w:tab w:val="right" w:leader="dot" w:pos="9395"/>
+        </w:tabs>
+        <w:rPr>
+          <w:rStyle w:val="Hyperlink"/>
+          <w:noProof/>
+        </w:rPr>
+      </w:pPr>
+      <w:hyperlink w:anchor="_Toc230441978" w:history="1">
+        <w:r>
+          <w:rPr>
+            <w:rStyle w:val="Hyperlink"/>
+            <w:noProof/>
+          </w:rPr>
+          <w:t>PHỤ LỤC</w:t>
+        </w:r>
+        <w:r>
+          <w:rPr>
+            <w:noProof/>
+            <w:webHidden/>
+          </w:rPr>
+          <w:tab/>
+        </w:r>
+        <w:r>
+          <w:rPr>
+            <w:noProof/>
+            <w:webHidden/>
+          </w:rPr>
+          <w:fldChar w:fldCharType="begin"/>
+        </w:r>
+        <w:r>
+          <w:rPr>
+            <w:noProof/>
+            <w:webHidden/>
+          </w:rPr>
+          <w:instrText xml:space="preserve"> PAGEREF _Toc230441978 \h </w:instrText>
+        </w:r>
+        <w:r>
+          <w:rPr>
+            <w:noProof/>
+            <w:webHidden/>
+          </w:rPr>
+        </w:r>
+        <w:r>
+          <w:rPr>
+            <w:noProof/>
+            <w:webHidden/>
+          </w:rPr>
+          <w:fldChar w:fldCharType="separate"/>
+        </w:r>
+        <w:r>
+          <w:rPr>
+            <w:noProof/>
+            <w:webHidden/>
+          </w:rPr>
+          <w:t>17</w:t>
+        </w:r>
+        <w:r>
+          <w:rPr>
+            <w:noProof/>
+            <w:webHidden/>
+          </w:rPr>
+          <w:fldChar w:fldCharType="end"/>
+        </w:r>
+      </w:hyperlink>
+    </w:p>
+    <w:p/>
+    <w:p>
+      <w:pPr>
+        <w:jc w:val="center"/>
+        <w:rPr>
+          <w:rFonts w:ascii="Times New Roman" w:hAnsi="Times New Roman" w:cs="Times New Roman"/>
+          <w:b/>
           <w:sz w:val="28"/>
           <w:szCs w:val="28"/>
         </w:rPr>
       </w:pPr>
       <w:r>
         <w:rPr>
-          <w:i/>
+          <w:rFonts w:ascii="Times New Roman" w:hAnsi="Times New Roman" w:cs="Times New Roman"/>
+          <w:b/>
+          <w:bCs/>
+          <w:sz w:val="36"/>
+          <w:szCs w:val="36"/>
+        </w:rPr>
+        <w:fldChar w:fldCharType="end"/>
+      </w:r>
+      <w:r>
+        <w:rPr>
+          <w:rFonts w:ascii="Times New Roman" w:hAnsi="Times New Roman" w:cs="Times New Roman"/>
+          <w:b/>
           <w:sz w:val="28"/>
           <w:szCs w:val="28"/>
         </w:rPr>
-        <w:t>Trang</w:t>
-      </w:r>
-    </w:p>
-    <w:p>
-      <w:pPr>
-        <w:pStyle w:val="Heading1"/>
-        <w:rPr>
+        <w:t xml:space="preserve"> </w:t>
+      </w:r>
+    </w:p>
+    <w:p>
+      <w:pPr>
+        <w:jc w:val="center"/>
+        <w:rPr>
+          <w:rFonts w:ascii="Times New Roman" w:hAnsi="Times New Roman" w:cs="Times New Roman"/>
+          <w:b/>
           <w:sz w:val="28"/>
           <w:szCs w:val="28"/>
         </w:rPr>
       </w:pPr>
       <w:r>
         <w:rPr>
+          <w:rFonts w:ascii="Times New Roman" w:hAnsi="Times New Roman" w:cs="Times New Roman"/>
+          <w:b/>
           <w:sz w:val="28"/>
           <w:szCs w:val="28"/>
         </w:rPr>
-        <w:t>Danh mục các ký hiệu, chữ viết tắt</w:t>
-      </w:r>
-      <w:r>
-        <w:rPr>
+        <w:lastRenderedPageBreak/>
+        <w:t>MỤC LỤC</w:t>
+      </w:r>
+      <w:r>
+        <w:rPr>
+          <w:rFonts w:ascii="Times New Roman" w:hAnsi="Times New Roman" w:cs="Times New Roman"/>
+          <w:b/>
           <w:sz w:val="28"/>
           <w:szCs w:val="28"/>
         </w:rPr>
-        <w:tab/>
-      </w:r>
-      <w:r>
-        <w:rPr>
+        <w:t xml:space="preserve"> HÌNH ẢNH</w:t>
+      </w:r>
+    </w:p>
+    <w:p>
+      <w:pPr>
+        <w:pStyle w:val="TOC1"/>
+        <w:tabs>
+          <w:tab w:val="right" w:leader="dot" w:pos="9395"/>
+        </w:tabs>
+        <w:rPr>
+          <w:rFonts w:asciiTheme="minorHAnsi" w:eastAsiaTheme="minorEastAsia" w:hAnsiTheme="minorHAnsi"/>
+          <w:b w:val="0"/>
+          <w:noProof/>
+          <w:kern w:val="2"/>
+          <w:sz w:val="24"/>
+          <w:szCs w:val="24"/>
+          <w14:ligatures w14:val="standardContextual"/>
+        </w:rPr>
+      </w:pPr>
+      <w:r>
+        <w:rPr>
+          <w:rFonts w:cs="Times New Roman"/>
+          <w:b w:val="0"/>
+          <w:szCs w:val="28"/>
+        </w:rPr>
+        <w:fldChar w:fldCharType="begin"/>
+      </w:r>
+      <w:r>
+        <w:rPr>
+          <w:rFonts w:cs="Times New Roman"/>
+          <w:b w:val="0"/>
+          <w:szCs w:val="28"/>
+        </w:rPr>
+        <w:instrText xml:space="preserve"> TOC \h \z \t "h,1" </w:instrText>
+      </w:r>
+      <w:r>
+        <w:rPr>
+          <w:rFonts w:cs="Times New Roman"/>
+          <w:b w:val="0"/>
+          <w:szCs w:val="28"/>
+        </w:rPr>
+        <w:fldChar w:fldCharType="separate"/>
+      </w:r>
+      <w:hyperlink w:anchor="_Toc230442142" w:history="1">
+        <w:r>
+          <w:rPr>
+            <w:rStyle w:val="Hyperlink"/>
+            <w:noProof/>
+          </w:rPr>
+          <w:t>Hình 2.1: Logo Unity</w:t>
+        </w:r>
+        <w:r>
+          <w:rPr>
+            <w:noProof/>
+            <w:webHidden/>
+          </w:rPr>
+          <w:tab/>
+        </w:r>
+        <w:r>
+          <w:rPr>
+            <w:noProof/>
+            <w:webHidden/>
+          </w:rPr>
+          <w:fldChar w:fldCharType="begin"/>
+        </w:r>
+        <w:r>
+          <w:rPr>
+            <w:noProof/>
+            <w:webHidden/>
+          </w:rPr>
+          <w:instrText xml:space="preserve"> PAGEREF _Toc230442142 \h </w:instrText>
+        </w:r>
+        <w:r>
+          <w:rPr>
+            <w:noProof/>
+            <w:webHidden/>
+          </w:rPr>
+        </w:r>
+        <w:r>
+          <w:rPr>
+            <w:noProof/>
+            <w:webHidden/>
+          </w:rPr>
+          <w:fldChar w:fldCharType="separate"/>
+        </w:r>
+        <w:r>
+          <w:rPr>
+            <w:noProof/>
+            <w:webHidden/>
+          </w:rPr>
+          <w:t>5</w:t>
+        </w:r>
+        <w:r>
+          <w:rPr>
+            <w:noProof/>
+            <w:webHidden/>
+          </w:rPr>
+          <w:fldChar w:fldCharType="end"/>
+        </w:r>
+      </w:hyperlink>
+    </w:p>
+    <w:p>
+      <w:pPr>
+        <w:pStyle w:val="TOC1"/>
+        <w:tabs>
+          <w:tab w:val="right" w:leader="dot" w:pos="9395"/>
+        </w:tabs>
+        <w:rPr>
+          <w:rFonts w:asciiTheme="minorHAnsi" w:eastAsiaTheme="minorEastAsia" w:hAnsiTheme="minorHAnsi"/>
+          <w:b w:val="0"/>
+          <w:noProof/>
+          <w:kern w:val="2"/>
+          <w:sz w:val="24"/>
+          <w:szCs w:val="24"/>
+          <w14:ligatures w14:val="standardContextual"/>
+        </w:rPr>
+      </w:pPr>
+      <w:hyperlink w:anchor="_Toc230442143" w:history="1">
+        <w:r>
+          <w:rPr>
+            <w:rStyle w:val="Hyperlink"/>
+            <w:noProof/>
+          </w:rPr>
+          <w:t>Hình 2.2: Logo C#</w:t>
+        </w:r>
+        <w:r>
+          <w:rPr>
+            <w:noProof/>
+            <w:webHidden/>
+          </w:rPr>
+          <w:tab/>
+        </w:r>
+        <w:r>
+          <w:rPr>
+            <w:noProof/>
+            <w:webHidden/>
+          </w:rPr>
+          <w:fldChar w:fldCharType="begin"/>
+        </w:r>
+        <w:r>
+          <w:rPr>
+            <w:noProof/>
+            <w:webHidden/>
+          </w:rPr>
+          <w:instrText xml:space="preserve"> PAGEREF _Toc230442143 \h </w:instrText>
+        </w:r>
+        <w:r>
+          <w:rPr>
+            <w:noProof/>
+            <w:webHidden/>
+          </w:rPr>
+        </w:r>
+        <w:r>
+          <w:rPr>
+            <w:noProof/>
+            <w:webHidden/>
+          </w:rPr>
+          <w:fldChar w:fldCharType="separate"/>
+        </w:r>
+        <w:r>
+          <w:rPr>
+            <w:noProof/>
+            <w:webHidden/>
+          </w:rPr>
+          <w:t>6</w:t>
+        </w:r>
+        <w:r>
+          <w:rPr>
+            <w:noProof/>
+            <w:webHidden/>
+          </w:rPr>
+          <w:fldChar w:fldCharType="end"/>
+        </w:r>
+      </w:hyperlink>
+    </w:p>
+    <w:p>
+      <w:pPr>
+        <w:pStyle w:val="TOC1"/>
+        <w:tabs>
+          <w:tab w:val="right" w:leader="dot" w:pos="9395"/>
+        </w:tabs>
+        <w:rPr>
+          <w:rFonts w:asciiTheme="minorHAnsi" w:eastAsiaTheme="minorEastAsia" w:hAnsiTheme="minorHAnsi"/>
+          <w:b w:val="0"/>
+          <w:noProof/>
+          <w:kern w:val="2"/>
+          <w:sz w:val="24"/>
+          <w:szCs w:val="24"/>
+          <w14:ligatures w14:val="standardContextual"/>
+        </w:rPr>
+      </w:pPr>
+      <w:hyperlink w:anchor="_Toc230442144" w:history="1">
+        <w:r>
+          <w:rPr>
+            <w:rStyle w:val="Hyperlink"/>
+            <w:noProof/>
+          </w:rPr>
+          <w:t>Hình 3.1: Giao diện mê cung</w:t>
+        </w:r>
+        <w:r>
+          <w:rPr>
+            <w:noProof/>
+            <w:webHidden/>
+          </w:rPr>
+          <w:tab/>
+        </w:r>
+        <w:r>
+          <w:rPr>
+            <w:noProof/>
+            <w:webHidden/>
+          </w:rPr>
+          <w:fldChar w:fldCharType="begin"/>
+        </w:r>
+        <w:r>
+          <w:rPr>
+            <w:noProof/>
+            <w:webHidden/>
+          </w:rPr>
+          <w:instrText xml:space="preserve"> PAGEREF _Toc230442144 \h </w:instrText>
+        </w:r>
+        <w:r>
+          <w:rPr>
+            <w:noProof/>
+            <w:webHidden/>
+          </w:rPr>
+        </w:r>
+        <w:r>
+          <w:rPr>
+            <w:noProof/>
+            <w:webHidden/>
+          </w:rPr>
+          <w:fldChar w:fldCharType="separate"/>
+        </w:r>
+        <w:r>
+          <w:rPr>
+            <w:noProof/>
+            <w:webHidden/>
+          </w:rPr>
+          <w:t>11</w:t>
+        </w:r>
+        <w:r>
+          <w:rPr>
+            <w:noProof/>
+            <w:webHidden/>
+          </w:rPr>
+          <w:fldChar w:fldCharType="end"/>
+        </w:r>
+      </w:hyperlink>
+    </w:p>
+    <w:p>
+      <w:pPr>
+        <w:pStyle w:val="TOC1"/>
+        <w:tabs>
+          <w:tab w:val="right" w:leader="dot" w:pos="9395"/>
+        </w:tabs>
+        <w:rPr>
+          <w:rFonts w:asciiTheme="minorHAnsi" w:eastAsiaTheme="minorEastAsia" w:hAnsiTheme="minorHAnsi"/>
+          <w:b w:val="0"/>
+          <w:noProof/>
+          <w:kern w:val="2"/>
+          <w:sz w:val="24"/>
+          <w:szCs w:val="24"/>
+          <w14:ligatures w14:val="standardContextual"/>
+        </w:rPr>
+      </w:pPr>
+      <w:hyperlink w:anchor="_Toc230442145" w:history="1">
+        <w:r>
+          <w:rPr>
+            <w:rStyle w:val="Hyperlink"/>
+            <w:noProof/>
+          </w:rPr>
+          <w:t>Hình 3.2: Điểm bắt đầu và kết thúc</w:t>
+        </w:r>
+        <w:r>
+          <w:rPr>
+            <w:noProof/>
+            <w:webHidden/>
+          </w:rPr>
+          <w:tab/>
+        </w:r>
+        <w:r>
+          <w:rPr>
+            <w:noProof/>
+            <w:webHidden/>
+          </w:rPr>
+          <w:fldChar w:fldCharType="begin"/>
+        </w:r>
+        <w:r>
+          <w:rPr>
+            <w:noProof/>
+            <w:webHidden/>
+          </w:rPr>
+          <w:instrText xml:space="preserve"> PAGEREF _Toc230442145 \h </w:instrText>
+        </w:r>
+        <w:r>
+          <w:rPr>
+            <w:noProof/>
+            <w:webHidden/>
+          </w:rPr>
+        </w:r>
+        <w:r>
+          <w:rPr>
+            <w:noProof/>
+            <w:webHidden/>
+          </w:rPr>
+          <w:fldChar w:fldCharType="separate"/>
+        </w:r>
+        <w:r>
+          <w:rPr>
+            <w:noProof/>
+            <w:webHidden/>
+          </w:rPr>
+          <w:t>12</w:t>
+        </w:r>
+        <w:r>
+          <w:rPr>
+            <w:noProof/>
+            <w:webHidden/>
+          </w:rPr>
+          <w:fldChar w:fldCharType="end"/>
+        </w:r>
+      </w:hyperlink>
+    </w:p>
+    <w:p>
+      <w:pPr>
+        <w:pStyle w:val="TOC1"/>
+        <w:tabs>
+          <w:tab w:val="right" w:leader="dot" w:pos="9395"/>
+        </w:tabs>
+        <w:rPr>
+          <w:rFonts w:asciiTheme="minorHAnsi" w:eastAsiaTheme="minorEastAsia" w:hAnsiTheme="minorHAnsi"/>
+          <w:b w:val="0"/>
+          <w:noProof/>
+          <w:kern w:val="2"/>
+          <w:sz w:val="24"/>
+          <w:szCs w:val="24"/>
+          <w14:ligatures w14:val="standardContextual"/>
+        </w:rPr>
+      </w:pPr>
+      <w:hyperlink w:anchor="_Toc230442146" w:history="1">
+        <w:r>
+          <w:rPr>
+            <w:rStyle w:val="Hyperlink"/>
+            <w:noProof/>
+          </w:rPr>
+          <w:t>Hình 3.3: Giao diện Agent di chuyển</w:t>
+        </w:r>
+        <w:r>
+          <w:rPr>
+            <w:noProof/>
+            <w:webHidden/>
+          </w:rPr>
+          <w:tab/>
+        </w:r>
+        <w:r>
+          <w:rPr>
+            <w:noProof/>
+            <w:webHidden/>
+          </w:rPr>
+          <w:fldChar w:fldCharType="begin"/>
+        </w:r>
+        <w:r>
+          <w:rPr>
+            <w:noProof/>
+            <w:webHidden/>
+          </w:rPr>
+          <w:instrText xml:space="preserve"> PAGEREF _Toc230442146 \h </w:instrText>
+        </w:r>
+        <w:r>
+          <w:rPr>
+            <w:noProof/>
+            <w:webHidden/>
+          </w:rPr>
+        </w:r>
+        <w:r>
+          <w:rPr>
+            <w:noProof/>
+            <w:webHidden/>
+          </w:rPr>
+          <w:fldChar w:fldCharType="separate"/>
+        </w:r>
+        <w:r>
+          <w:rPr>
+            <w:noProof/>
+            <w:webHidden/>
+          </w:rPr>
+          <w:t>12</w:t>
+        </w:r>
+        <w:r>
+          <w:rPr>
+            <w:noProof/>
+            <w:webHidden/>
+          </w:rPr>
+          <w:fldChar w:fldCharType="end"/>
+        </w:r>
+      </w:hyperlink>
+    </w:p>
+    <w:p>
+      <w:pPr>
+        <w:pStyle w:val="TOC1"/>
+        <w:tabs>
+          <w:tab w:val="right" w:leader="dot" w:pos="9395"/>
+        </w:tabs>
+        <w:rPr>
+          <w:rFonts w:asciiTheme="minorHAnsi" w:eastAsiaTheme="minorEastAsia" w:hAnsiTheme="minorHAnsi"/>
+          <w:b w:val="0"/>
+          <w:noProof/>
+          <w:kern w:val="2"/>
+          <w:sz w:val="24"/>
+          <w:szCs w:val="24"/>
+          <w14:ligatures w14:val="standardContextual"/>
+        </w:rPr>
+      </w:pPr>
+      <w:hyperlink w:anchor="_Toc230442147" w:history="1">
+        <w:r>
+          <w:rPr>
+            <w:rStyle w:val="Hyperlink"/>
+            <w:noProof/>
+          </w:rPr>
+          <w:t>Hình 3.4: Thông báo Agent tìm đường và tới nơi</w:t>
+        </w:r>
+        <w:r>
+          <w:rPr>
+            <w:noProof/>
+            <w:webHidden/>
+          </w:rPr>
+          <w:tab/>
+        </w:r>
+        <w:r>
+          <w:rPr>
+            <w:noProof/>
+            <w:webHidden/>
+          </w:rPr>
+          <w:fldChar w:fldCharType="begin"/>
+        </w:r>
+        <w:r>
+          <w:rPr>
+            <w:noProof/>
+            <w:webHidden/>
+          </w:rPr>
+          <w:instrText xml:space="preserve"> PAGEREF _Toc230442147 \h </w:instrText>
+        </w:r>
+        <w:r>
+          <w:rPr>
+            <w:noProof/>
+            <w:webHidden/>
+          </w:rPr>
+        </w:r>
+        <w:r>
+          <w:rPr>
+            <w:noProof/>
+            <w:webHidden/>
+          </w:rPr>
+          <w:fldChar w:fldCharType="separate"/>
+        </w:r>
+        <w:r>
+          <w:rPr>
+            <w:noProof/>
+            <w:webHidden/>
+          </w:rPr>
+          <w:t>13</w:t>
+        </w:r>
+        <w:r>
+          <w:rPr>
+            <w:noProof/>
+            <w:webHidden/>
+          </w:rPr>
+          <w:fldChar w:fldCharType="end"/>
+        </w:r>
+      </w:hyperlink>
+    </w:p>
+    <w:p>
+      <w:pPr>
+        <w:jc w:val="center"/>
+        <w:rPr>
+          <w:rFonts w:ascii="Times New Roman" w:hAnsi="Times New Roman" w:cs="Times New Roman"/>
+          <w:b/>
           <w:sz w:val="28"/>
           <w:szCs w:val="28"/>
         </w:rPr>
-        <w:tab/>
-      </w:r>
-      <w:r>
-        <w:rPr>
+      </w:pPr>
+      <w:r>
+        <w:rPr>
+          <w:rFonts w:ascii="Times New Roman" w:hAnsi="Times New Roman" w:cs="Times New Roman"/>
+          <w:b/>
           <w:sz w:val="28"/>
           <w:szCs w:val="28"/>
         </w:rPr>
-        <w:tab/>
-      </w:r>
-      <w:r>
-        <w:rPr>
-          <w:sz w:val="28"/>
-          <w:szCs w:val="28"/>
-        </w:rPr>
-        <w:tab/>
-      </w:r>
-      <w:r>
-        <w:rPr>
-          <w:sz w:val="28"/>
-          <w:szCs w:val="28"/>
-        </w:rPr>
-        <w:tab/>
-      </w:r>
-      <w:r>
-        <w:rPr>
-          <w:sz w:val="28"/>
-          <w:szCs w:val="28"/>
-        </w:rPr>
-        <w:tab/>
-      </w:r>
-      <w:r>
-        <w:rPr>
-          <w:sz w:val="28"/>
-          <w:szCs w:val="28"/>
-        </w:rPr>
-        <w:tab/>
-      </w:r>
-    </w:p>
-    <w:p>
-      <w:pPr>
-        <w:pStyle w:val="Heading1"/>
-        <w:rPr>
-          <w:sz w:val="28"/>
-          <w:szCs w:val="28"/>
-        </w:rPr>
-      </w:pPr>
-      <w:r>
-        <w:rPr>
-          <w:sz w:val="28"/>
-          <w:szCs w:val="28"/>
-        </w:rPr>
-        <w:t>Danh mục các bảng, hình vẽ, đồ thị</w:t>
-      </w:r>
-    </w:p>
-    <w:p>
-      <w:pPr>
-        <w:pStyle w:val="Heading1"/>
-        <w:rPr>
-          <w:rFonts w:cs="Times New Roman"/>
-          <w:b w:val="0"/>
-          <w:bCs/>
-          <w:sz w:val="28"/>
-          <w:szCs w:val="28"/>
-        </w:rPr>
-      </w:pPr>
-      <w:r>
-        <w:rPr>
-          <w:rFonts w:cs="Times New Roman"/>
-          <w:bCs/>
-          <w:sz w:val="28"/>
-          <w:szCs w:val="28"/>
-        </w:rPr>
-        <w:t>MỞ ĐẦU</w:t>
-      </w:r>
-    </w:p>
-    <w:p>
-      <w:pPr>
-        <w:pStyle w:val="Heading2"/>
-        <w:rPr>
-          <w:rFonts w:cs="Times New Roman"/>
-          <w:b w:val="0"/>
-          <w:bCs/>
-          <w:sz w:val="22"/>
-          <w:szCs w:val="22"/>
-        </w:rPr>
-      </w:pPr>
-      <w:r>
-        <w:rPr>
-          <w:rFonts w:cs="Times New Roman"/>
-          <w:bCs/>
-          <w:sz w:val="22"/>
-          <w:szCs w:val="22"/>
-        </w:rPr>
-        <w:t>CHƯƠNG 1: GIỚI THIỆU</w:t>
-      </w:r>
-    </w:p>
-    <w:p>
-      <w:pPr>
-        <w:pStyle w:val="Heading2"/>
-        <w:ind w:firstLine="0"/>
-        <w:rPr>
-          <w:b w:val="0"/>
-          <w:sz w:val="22"/>
-          <w:szCs w:val="22"/>
-        </w:rPr>
-      </w:pPr>
-      <w:r>
-        <w:rPr>
-          <w:sz w:val="22"/>
-          <w:szCs w:val="22"/>
-        </w:rPr>
-        <w:t>1.1. Lý do chọn đề tài</w:t>
-      </w:r>
-    </w:p>
-    <w:p>
-      <w:pPr>
-        <w:pStyle w:val="Heading2"/>
-        <w:ind w:firstLine="0"/>
-        <w:rPr>
-          <w:b w:val="0"/>
-          <w:sz w:val="22"/>
-          <w:szCs w:val="22"/>
-        </w:rPr>
-      </w:pPr>
-      <w:r>
-        <w:rPr>
-          <w:sz w:val="22"/>
-          <w:szCs w:val="22"/>
-        </w:rPr>
-        <w:t>1.2. Mục tiêu đề tài</w:t>
-      </w:r>
-    </w:p>
-    <w:p>
-      <w:pPr>
-        <w:pStyle w:val="Heading2"/>
-        <w:ind w:firstLine="0"/>
-        <w:rPr>
-          <w:b w:val="0"/>
-          <w:sz w:val="22"/>
-          <w:szCs w:val="22"/>
-        </w:rPr>
-      </w:pPr>
-      <w:r>
-        <w:rPr>
-          <w:sz w:val="22"/>
-          <w:szCs w:val="22"/>
-        </w:rPr>
-        <w:t>1.3 Phạm vi đề tài</w:t>
-      </w:r>
-    </w:p>
-    <w:p>
-      <w:pPr>
-        <w:pStyle w:val="Heading2"/>
-        <w:ind w:firstLine="0"/>
-        <w:rPr>
-          <w:b w:val="0"/>
-          <w:sz w:val="22"/>
-          <w:szCs w:val="22"/>
-        </w:rPr>
-      </w:pPr>
-      <w:r>
-        <w:rPr>
-          <w:sz w:val="22"/>
-          <w:szCs w:val="22"/>
-        </w:rPr>
-        <w:t>1.4 Đối tượng nghiên cứu</w:t>
-      </w:r>
-    </w:p>
-    <w:p>
-      <w:pPr>
-        <w:pStyle w:val="Heading2"/>
-        <w:ind w:firstLine="0"/>
-        <w:rPr>
-          <w:b w:val="0"/>
-          <w:sz w:val="22"/>
-          <w:szCs w:val="22"/>
-        </w:rPr>
-      </w:pPr>
-      <w:r>
-        <w:rPr>
-          <w:sz w:val="22"/>
-          <w:szCs w:val="22"/>
-        </w:rPr>
-        <w:t>1.5. Phương pháp nghiên cứu</w:t>
-      </w:r>
-    </w:p>
-    <w:p>
-      <w:pPr>
-        <w:pStyle w:val="Heading2"/>
-        <w:ind w:firstLine="0"/>
-        <w:rPr>
-          <w:b w:val="0"/>
-          <w:sz w:val="22"/>
-          <w:szCs w:val="22"/>
-        </w:rPr>
-      </w:pPr>
-      <w:r>
-        <w:rPr>
-          <w:sz w:val="22"/>
-          <w:szCs w:val="22"/>
-        </w:rPr>
-        <w:t>1.6. Bố cục đề tài</w:t>
-      </w:r>
-    </w:p>
-    <w:p>
-      <w:pPr>
-        <w:pStyle w:val="Heading2"/>
-        <w:rPr>
-          <w:b w:val="0"/>
-          <w:bCs/>
-          <w:sz w:val="22"/>
-          <w:szCs w:val="22"/>
-        </w:rPr>
-      </w:pPr>
-      <w:r>
-        <w:rPr>
-          <w:bCs/>
-          <w:sz w:val="22"/>
-          <w:szCs w:val="22"/>
-        </w:rPr>
-        <w:t>CHƯƠNG 2: CƠ SỞ LÝ THUYẾT</w:t>
-      </w:r>
-    </w:p>
-    <w:p>
-      <w:pPr>
-        <w:pStyle w:val="Heading2"/>
-        <w:ind w:firstLine="0"/>
-        <w:rPr>
-          <w:b w:val="0"/>
-          <w:bCs/>
-          <w:sz w:val="22"/>
-          <w:szCs w:val="22"/>
-        </w:rPr>
-      </w:pPr>
-      <w:r>
-        <w:rPr>
-          <w:bCs/>
-          <w:sz w:val="22"/>
-          <w:szCs w:val="22"/>
-        </w:rPr>
-        <w:t>2.1. Unity Engine</w:t>
-      </w:r>
-    </w:p>
-    <w:p>
-      <w:pPr>
-        <w:pStyle w:val="Heading2"/>
-        <w:ind w:firstLine="0"/>
-        <w:rPr>
-          <w:b w:val="0"/>
-          <w:bCs/>
-          <w:sz w:val="22"/>
-          <w:szCs w:val="22"/>
-        </w:rPr>
-      </w:pPr>
-      <w:r>
-        <w:rPr>
-          <w:bCs/>
-          <w:sz w:val="22"/>
-          <w:szCs w:val="22"/>
-        </w:rPr>
-        <w:t>2.2. Ngôn ngữ lập trình C#</w:t>
-      </w:r>
-    </w:p>
-    <w:p>
-      <w:pPr>
-        <w:pStyle w:val="Heading2"/>
-        <w:ind w:firstLine="0"/>
-        <w:rPr>
-          <w:rFonts w:cs="Times New Roman"/>
-          <w:b w:val="0"/>
-          <w:bCs/>
-          <w:sz w:val="22"/>
-          <w:szCs w:val="22"/>
-        </w:rPr>
-      </w:pPr>
-      <w:r>
-        <w:rPr>
-          <w:rFonts w:cs="Times New Roman"/>
-          <w:bCs/>
-          <w:sz w:val="22"/>
-          <w:szCs w:val="22"/>
-        </w:rPr>
-        <w:t>2.3. Thuật toán A*</w:t>
-      </w:r>
-    </w:p>
-    <w:p>
-      <w:pPr>
-        <w:pStyle w:val="Heading2"/>
-        <w:rPr>
-          <w:b w:val="0"/>
-          <w:bCs/>
-          <w:sz w:val="22"/>
-          <w:szCs w:val="22"/>
-        </w:rPr>
-      </w:pPr>
-      <w:r>
-        <w:rPr>
-          <w:bCs/>
-          <w:sz w:val="22"/>
-          <w:szCs w:val="22"/>
-        </w:rPr>
-        <w:t>CHƯƠNG 3: PHÂN TÍCH VÀ XÂY DỰNG SẢN PHẨM</w:t>
-      </w:r>
-    </w:p>
-    <w:p>
-      <w:pPr>
-        <w:rPr>
-          <w:rFonts w:ascii="Times New Roman" w:hAnsi="Times New Roman" w:cs="Times New Roman"/>
-          <w:b/>
-          <w:bCs/>
-        </w:rPr>
-      </w:pPr>
-      <w:r>
-        <w:rPr>
-          <w:rFonts w:ascii="Times New Roman" w:hAnsi="Times New Roman" w:cs="Times New Roman"/>
-          <w:b/>
-          <w:bCs/>
-        </w:rPr>
-        <w:t>3.1. Tổng quan hệ thống</w:t>
-      </w:r>
-    </w:p>
-    <w:p>
-      <w:pPr>
-        <w:rPr>
-          <w:rFonts w:ascii="Times New Roman" w:hAnsi="Times New Roman" w:cs="Times New Roman"/>
-          <w:b/>
-          <w:bCs/>
-        </w:rPr>
-      </w:pPr>
-      <w:r>
-        <w:rPr>
-          <w:rFonts w:ascii="Times New Roman" w:hAnsi="Times New Roman" w:cs="Times New Roman"/>
-          <w:b/>
-          <w:bCs/>
-        </w:rPr>
-        <w:t>3.2.  Phân tích hệ thống</w:t>
-      </w:r>
-    </w:p>
-    <w:p>
-      <w:pPr>
-        <w:rPr>
-          <w:rFonts w:ascii="Times New Roman" w:hAnsi="Times New Roman" w:cs="Times New Roman"/>
-          <w:b/>
-          <w:bCs/>
-        </w:rPr>
-      </w:pPr>
-      <w:r>
-        <w:rPr>
-          <w:rFonts w:ascii="Times New Roman" w:hAnsi="Times New Roman" w:cs="Times New Roman"/>
-          <w:b/>
-          <w:bCs/>
-        </w:rPr>
-        <w:tab/>
-        <w:t>3.2.1. Yêu cầu hệ thống</w:t>
-      </w:r>
-    </w:p>
-    <w:p>
-      <w:pPr>
-        <w:rPr>
-          <w:rFonts w:ascii="Times New Roman" w:hAnsi="Times New Roman" w:cs="Times New Roman"/>
-          <w:b/>
-          <w:bCs/>
-        </w:rPr>
-      </w:pPr>
-      <w:r>
-        <w:rPr>
-          <w:rFonts w:ascii="Times New Roman" w:hAnsi="Times New Roman" w:cs="Times New Roman"/>
-          <w:b/>
-          <w:bCs/>
-        </w:rPr>
-        <w:tab/>
-        <w:t xml:space="preserve">3.2.2. Kiến trúc tổng thể hệ thống </w:t>
-      </w:r>
-    </w:p>
-    <w:p>
-      <w:pPr>
-        <w:rPr>
-          <w:rFonts w:ascii="Times New Roman" w:hAnsi="Times New Roman" w:cs="Times New Roman"/>
-          <w:b/>
-          <w:bCs/>
-        </w:rPr>
-      </w:pPr>
-      <w:r>
-        <w:rPr>
-          <w:rFonts w:ascii="Times New Roman" w:hAnsi="Times New Roman" w:cs="Times New Roman"/>
-          <w:b/>
-          <w:bCs/>
-        </w:rPr>
-        <w:tab/>
-        <w:t>3.2.3. Luồng xử lí hệ thống</w:t>
-      </w:r>
-    </w:p>
-    <w:p>
-      <w:pPr>
-        <w:rPr>
-          <w:rFonts w:ascii="Times New Roman" w:hAnsi="Times New Roman" w:cs="Times New Roman"/>
-          <w:b/>
-          <w:bCs/>
-        </w:rPr>
-      </w:pPr>
-      <w:r>
-        <w:rPr>
-          <w:rFonts w:ascii="Times New Roman" w:hAnsi="Times New Roman" w:cs="Times New Roman"/>
-          <w:b/>
-          <w:bCs/>
-        </w:rPr>
-        <w:tab/>
-        <w:t>3.2.4. Mô hình dữ liệu chính</w:t>
-      </w:r>
-    </w:p>
-    <w:p>
-      <w:pPr>
-        <w:rPr>
-          <w:rFonts w:ascii="Times New Roman" w:hAnsi="Times New Roman" w:cs="Times New Roman"/>
-          <w:b/>
-          <w:bCs/>
-        </w:rPr>
-      </w:pPr>
-      <w:r>
-        <w:rPr>
-          <w:rFonts w:ascii="Times New Roman" w:hAnsi="Times New Roman" w:cs="Times New Roman"/>
-          <w:b/>
-          <w:bCs/>
-        </w:rPr>
-        <w:tab/>
-        <w:t>3.2.5. Giải thuật tìm đường A*</w:t>
-      </w:r>
-    </w:p>
-    <w:p>
-      <w:pPr>
-        <w:rPr>
-          <w:rFonts w:ascii="Times New Roman" w:hAnsi="Times New Roman" w:cs="Times New Roman"/>
-          <w:b/>
-          <w:bCs/>
-        </w:rPr>
-      </w:pPr>
-      <w:r>
-        <w:rPr>
-          <w:rFonts w:ascii="Times New Roman" w:hAnsi="Times New Roman" w:cs="Times New Roman"/>
-          <w:b/>
-          <w:bCs/>
-        </w:rPr>
-        <w:t>3.3. Xây dựng giao diện sản phẩm</w:t>
-      </w:r>
-    </w:p>
-    <w:p>
-      <w:pPr>
-        <w:rPr>
-          <w:rFonts w:ascii="Times New Roman" w:hAnsi="Times New Roman" w:cs="Times New Roman"/>
-          <w:b/>
-          <w:bCs/>
-        </w:rPr>
-      </w:pPr>
-      <w:r>
-        <w:rPr>
-          <w:rFonts w:ascii="Times New Roman" w:hAnsi="Times New Roman" w:cs="Times New Roman"/>
-          <w:b/>
-          <w:bCs/>
-        </w:rPr>
-        <w:tab/>
-        <w:t>3.3.1. Giao diện mê cung</w:t>
-      </w:r>
-    </w:p>
-    <w:p>
-      <w:pPr>
-        <w:rPr>
-          <w:rFonts w:ascii="Times New Roman" w:hAnsi="Times New Roman" w:cs="Times New Roman"/>
-          <w:b/>
-          <w:bCs/>
-        </w:rPr>
-      </w:pPr>
-      <w:r>
-        <w:rPr>
-          <w:rFonts w:ascii="Times New Roman" w:hAnsi="Times New Roman" w:cs="Times New Roman"/>
-          <w:b/>
-          <w:bCs/>
-        </w:rPr>
-        <w:tab/>
-        <w:t>3.3.2. Giao diện điểm bắt đầu và kết thúc</w:t>
-      </w:r>
-    </w:p>
-    <w:p>
-      <w:pPr>
-        <w:rPr>
-          <w:rFonts w:ascii="Times New Roman" w:hAnsi="Times New Roman" w:cs="Times New Roman"/>
-          <w:b/>
-          <w:bCs/>
-        </w:rPr>
-      </w:pPr>
-      <w:r>
-        <w:rPr>
-          <w:rFonts w:ascii="Times New Roman" w:hAnsi="Times New Roman" w:cs="Times New Roman"/>
-          <w:b/>
-          <w:bCs/>
-        </w:rPr>
-        <w:tab/>
-        <w:t>3.3.3. Giao diện agent di chuyển</w:t>
-      </w:r>
-    </w:p>
-    <w:p>
-      <w:pPr>
-        <w:rPr>
-          <w:rFonts w:ascii="Times New Roman" w:hAnsi="Times New Roman" w:cs="Times New Roman"/>
-          <w:b/>
-          <w:bCs/>
-        </w:rPr>
-      </w:pPr>
-      <w:r>
-        <w:rPr>
-          <w:rFonts w:ascii="Times New Roman" w:hAnsi="Times New Roman" w:cs="Times New Roman"/>
-          <w:b/>
-          <w:bCs/>
-        </w:rPr>
-        <w:lastRenderedPageBreak/>
-        <w:tab/>
-        <w:t>3.3.4. Giao diện thông báo kết quả</w:t>
-      </w:r>
-    </w:p>
-    <w:p>
-      <w:pPr>
-        <w:rPr>
-          <w:rFonts w:ascii="Times New Roman" w:hAnsi="Times New Roman" w:cs="Times New Roman"/>
-          <w:b/>
-          <w:bCs/>
-          <w:sz w:val="28"/>
-          <w:szCs w:val="28"/>
-        </w:rPr>
-      </w:pPr>
-      <w:r>
-        <w:rPr>
-          <w:rFonts w:ascii="Times New Roman" w:hAnsi="Times New Roman" w:cs="Times New Roman"/>
-          <w:b/>
-          <w:bCs/>
-          <w:sz w:val="28"/>
-          <w:szCs w:val="28"/>
-        </w:rPr>
-        <w:t>KẾT LUẬN</w:t>
-      </w:r>
-    </w:p>
-    <w:p>
-      <w:pPr>
-        <w:numPr>
-          <w:ilvl w:val="0"/>
-          <w:numId w:val="1"/>
-        </w:numPr>
-        <w:rPr>
-          <w:rFonts w:ascii="Times New Roman" w:hAnsi="Times New Roman" w:cs="Times New Roman"/>
-          <w:b/>
-          <w:bCs/>
-        </w:rPr>
-      </w:pPr>
-      <w:r>
-        <w:rPr>
-          <w:rFonts w:ascii="Times New Roman" w:hAnsi="Times New Roman" w:cs="Times New Roman"/>
-          <w:b/>
-          <w:bCs/>
-        </w:rPr>
-        <w:t>Kết quả đạt được</w:t>
-      </w:r>
-    </w:p>
-    <w:p>
-      <w:pPr>
-        <w:numPr>
-          <w:ilvl w:val="0"/>
-          <w:numId w:val="1"/>
-        </w:numPr>
-        <w:rPr>
-          <w:rFonts w:ascii="Times New Roman" w:hAnsi="Times New Roman" w:cs="Times New Roman"/>
-          <w:b/>
-          <w:bCs/>
-        </w:rPr>
-      </w:pPr>
-      <w:r>
-        <w:rPr>
-          <w:rFonts w:ascii="Times New Roman" w:hAnsi="Times New Roman" w:cs="Times New Roman"/>
-          <w:b/>
-          <w:bCs/>
-        </w:rPr>
-        <w:t>Hướng phát triển trong tương lai</w:t>
-      </w:r>
-    </w:p>
-    <w:p>
-      <w:pPr>
-        <w:rPr>
-          <w:rFonts w:ascii="Times New Roman" w:hAnsi="Times New Roman" w:cs="Times New Roman"/>
-          <w:b/>
-          <w:bCs/>
-        </w:rPr>
-      </w:pPr>
-      <w:r>
-        <w:rPr>
-          <w:rFonts w:ascii="Times New Roman" w:hAnsi="Times New Roman" w:cs="Times New Roman"/>
-          <w:b/>
-          <w:bCs/>
-        </w:rPr>
-        <w:tab/>
-        <w:t>2.1. Hoàn thiện chức năng hiện tại</w:t>
-      </w:r>
-    </w:p>
-    <w:p>
-      <w:pPr>
-        <w:rPr>
-          <w:rFonts w:ascii="Times New Roman" w:hAnsi="Times New Roman" w:cs="Times New Roman"/>
-          <w:b/>
-          <w:bCs/>
-        </w:rPr>
-      </w:pPr>
-      <w:r>
-        <w:rPr>
-          <w:rFonts w:ascii="Times New Roman" w:hAnsi="Times New Roman" w:cs="Times New Roman"/>
-          <w:b/>
-          <w:bCs/>
-        </w:rPr>
-        <w:tab/>
-        <w:t>2.2. Mở rộng và nâng cấp tính năng</w:t>
-      </w:r>
-    </w:p>
-    <w:p>
-      <w:pPr>
-        <w:pStyle w:val="Heading1"/>
-        <w:rPr>
-          <w:b w:val="0"/>
-          <w:bCs/>
-          <w:sz w:val="28"/>
-          <w:szCs w:val="28"/>
-        </w:rPr>
-      </w:pPr>
-      <w:r>
-        <w:rPr>
-          <w:bCs/>
-          <w:sz w:val="28"/>
-          <w:szCs w:val="28"/>
-        </w:rPr>
-        <w:t>DANH MỤC TÀI LIỆU THAM KHẢO</w:t>
-      </w:r>
-    </w:p>
-    <w:p>
-      <w:pPr>
-        <w:pStyle w:val="Heading1"/>
-        <w:rPr>
-          <w:b w:val="0"/>
-          <w:bCs/>
-          <w:sz w:val="28"/>
-          <w:szCs w:val="28"/>
-        </w:rPr>
-      </w:pPr>
-      <w:r>
-        <w:rPr>
-          <w:bCs/>
-          <w:sz w:val="28"/>
-          <w:szCs w:val="28"/>
-        </w:rPr>
-        <w:t>PHỤ LỤC</w:t>
-      </w:r>
-    </w:p>
-    <w:p>
-      <w:pPr>
-        <w:rPr>
-          <w:rFonts w:ascii="Times New Roman" w:hAnsi="Times New Roman" w:cs="Times New Roman"/>
-          <w:sz w:val="28"/>
-          <w:szCs w:val="28"/>
-        </w:rPr>
-      </w:pPr>
-      <w:r>
-        <w:rPr>
-          <w:rFonts w:ascii="Times New Roman" w:hAnsi="Times New Roman" w:cs="Times New Roman"/>
-          <w:sz w:val="28"/>
-          <w:szCs w:val="28"/>
-        </w:rPr>
-        <w:br w:type="page"/>
-      </w:r>
-    </w:p>
-    <w:p>
-      <w:pPr>
-        <w:spacing w:line="360" w:lineRule="auto"/>
-        <w:jc w:val="center"/>
+        <w:fldChar w:fldCharType="end"/>
+      </w:r>
+    </w:p>
+    <w:p>
+      <w:pPr>
+        <w:spacing w:line="360" w:lineRule="auto"/>
+        <w:rPr>
+          <w:rFonts w:ascii="Times New Roman" w:hAnsi="Times New Roman" w:cs="Times New Roman"/>
+          <w:b/>
+          <w:bCs/>
+          <w:sz w:val="36"/>
+          <w:szCs w:val="36"/>
+        </w:rPr>
+      </w:pPr>
+    </w:p>
+    <w:p>
+      <w:pPr>
+        <w:spacing w:line="360" w:lineRule="auto"/>
+        <w:rPr>
+          <w:rFonts w:ascii="Times New Roman" w:hAnsi="Times New Roman" w:cs="Times New Roman"/>
+          <w:b/>
+          <w:bCs/>
+          <w:sz w:val="36"/>
+          <w:szCs w:val="36"/>
+        </w:rPr>
+      </w:pPr>
+    </w:p>
+    <w:p>
+      <w:pPr>
+        <w:spacing w:line="360" w:lineRule="auto"/>
         <w:rPr>
           <w:rFonts w:ascii="Times New Roman" w:hAnsi="Times New Roman" w:cs="Times New Roman"/>
           <w:b/>
@@ -2968,7 +4921,6 @@
           <w:docGrid w:linePitch="360"/>
         </w:sectPr>
       </w:pPr>
-      <w:bookmarkStart w:id="0" w:name="_Toc162109894"/>
     </w:p>
     <w:p>
       <w:pPr>
@@ -3052,11 +5004,13 @@
       <w:pPr>
         <w:pStyle w:val="Heading1"/>
       </w:pPr>
+      <w:bookmarkStart w:id="1" w:name="_Toc230441952"/>
       <w:r>
         <w:lastRenderedPageBreak/>
         <w:t>CHƯƠNG 1. GIỚI THIỆU</w:t>
       </w:r>
       <w:bookmarkEnd w:id="0"/>
+      <w:bookmarkEnd w:id="1"/>
     </w:p>
     <w:p>
       <w:pPr>
@@ -3069,7 +5023,7 @@
           <w:szCs w:val="30"/>
         </w:rPr>
       </w:pPr>
-      <w:bookmarkStart w:id="1" w:name="_Toc162109895"/>
+      <w:bookmarkStart w:id="2" w:name="_Toc162109895"/>
     </w:p>
     <w:p>
       <w:pPr>
@@ -3078,6 +5032,7 @@
           <w:szCs w:val="28"/>
         </w:rPr>
       </w:pPr>
+      <w:bookmarkStart w:id="3" w:name="_Toc230441953"/>
       <w:r>
         <w:t>1</w:t>
       </w:r>
@@ -3102,7 +5057,8 @@
       <w:r>
         <w:t xml:space="preserve"> tài</w:t>
       </w:r>
-      <w:bookmarkEnd w:id="1"/>
+      <w:bookmarkEnd w:id="2"/>
+      <w:bookmarkEnd w:id="3"/>
       <w:r>
         <w:t xml:space="preserve"> </w:t>
       </w:r>
@@ -3116,7 +5072,7 @@
           <w:szCs w:val="26"/>
         </w:rPr>
       </w:pPr>
-      <w:bookmarkStart w:id="2" w:name="_Toc162109896"/>
+      <w:bookmarkStart w:id="4" w:name="_Toc162109896"/>
       <w:r>
         <w:rPr>
           <w:rFonts w:ascii="Times New Roman" w:hAnsi="Times New Roman" w:cs="Times New Roman"/>
@@ -3178,26 +5134,28 @@
       <w:pPr>
         <w:pStyle w:val="Heading2"/>
       </w:pPr>
+      <w:bookmarkStart w:id="5" w:name="_Toc230441954"/>
       <w:r>
         <w:t xml:space="preserve">1.2. Mục tiêu </w:t>
       </w:r>
-      <w:bookmarkEnd w:id="2"/>
+      <w:bookmarkEnd w:id="4"/>
       <w:r>
         <w:t>đề tài</w:t>
       </w:r>
-    </w:p>
-    <w:p>
-      <w:pPr>
-        <w:spacing w:line="360" w:lineRule="auto"/>
-        <w:rPr>
-          <w:rFonts w:ascii="Times New Roman" w:hAnsi="Times New Roman" w:cs="Times New Roman"/>
-          <w:b/>
-          <w:bCs/>
-          <w:sz w:val="26"/>
-          <w:szCs w:val="26"/>
-        </w:rPr>
-      </w:pPr>
-      <w:bookmarkStart w:id="3" w:name="_Toc162109897"/>
+      <w:bookmarkEnd w:id="5"/>
+    </w:p>
+    <w:p>
+      <w:pPr>
+        <w:spacing w:line="360" w:lineRule="auto"/>
+        <w:rPr>
+          <w:rFonts w:ascii="Times New Roman" w:hAnsi="Times New Roman" w:cs="Times New Roman"/>
+          <w:b/>
+          <w:bCs/>
+          <w:sz w:val="26"/>
+          <w:szCs w:val="26"/>
+        </w:rPr>
+      </w:pPr>
+      <w:bookmarkStart w:id="6" w:name="_Toc162109897"/>
       <w:r>
         <w:rPr>
           <w:rFonts w:ascii="Times New Roman" w:hAnsi="Times New Roman" w:cs="Times New Roman"/>
@@ -3307,10 +5265,12 @@
       <w:pPr>
         <w:pStyle w:val="Heading2"/>
       </w:pPr>
+      <w:bookmarkStart w:id="7" w:name="_Toc230441955"/>
       <w:r>
         <w:lastRenderedPageBreak/>
         <w:t>1.3. Phạm vi đề tài</w:t>
       </w:r>
+      <w:bookmarkEnd w:id="7"/>
     </w:p>
     <w:p>
       <w:pPr>
@@ -3424,9 +5384,11 @@
       <w:pPr>
         <w:pStyle w:val="Heading2"/>
       </w:pPr>
+      <w:bookmarkStart w:id="8" w:name="_Toc230441956"/>
       <w:r>
         <w:t>1.4. Đối tượng nghiên cứu</w:t>
       </w:r>
+      <w:bookmarkEnd w:id="8"/>
     </w:p>
     <w:p>
       <w:pPr>
@@ -3543,10 +5505,12 @@
       <w:pPr>
         <w:pStyle w:val="Heading2"/>
       </w:pPr>
+      <w:bookmarkStart w:id="9" w:name="_Toc230441957"/>
       <w:r>
         <w:t>1.5. Phương pháp nghiên cứu</w:t>
       </w:r>
-      <w:bookmarkEnd w:id="3"/>
+      <w:bookmarkEnd w:id="6"/>
+      <w:bookmarkEnd w:id="9"/>
     </w:p>
     <w:p>
       <w:pPr>
@@ -3646,9 +5610,11 @@
       <w:pPr>
         <w:pStyle w:val="Heading2"/>
       </w:pPr>
+      <w:bookmarkStart w:id="10" w:name="_Toc230441958"/>
       <w:r>
         <w:t>1.6. Bố cục đề tài</w:t>
       </w:r>
+      <w:bookmarkEnd w:id="10"/>
     </w:p>
     <w:p>
       <w:pPr>
@@ -3702,15 +5668,17 @@
       <w:r>
         <w:br w:type="page"/>
       </w:r>
-      <w:bookmarkStart w:id="4" w:name="_Toc162109898"/>
+      <w:bookmarkStart w:id="11" w:name="_Toc162109898"/>
+      <w:bookmarkStart w:id="12" w:name="_Toc230441959"/>
       <w:r>
         <w:lastRenderedPageBreak/>
         <w:t xml:space="preserve">CHƯƠNG 2. </w:t>
       </w:r>
-      <w:bookmarkEnd w:id="4"/>
+      <w:bookmarkEnd w:id="11"/>
       <w:r>
         <w:t>CƠ SỞ LÝ THUYẾT</w:t>
       </w:r>
+      <w:bookmarkEnd w:id="12"/>
     </w:p>
     <w:p>
       <w:pPr>
@@ -3737,26 +5705,43 @@
     </w:p>
     <w:p>
       <w:pPr>
-        <w:pStyle w:val="h"/>
-        <w:rPr>
-          <w:color w:val="FF0000"/>
-        </w:rPr>
-      </w:pPr>
-      <w:r>
+        <w:spacing w:line="360" w:lineRule="auto"/>
+        <w:jc w:val="center"/>
+        <w:rPr>
+          <w:rFonts w:ascii="Times New Roman" w:hAnsi="Times New Roman" w:cs="Times New Roman"/>
+          <w:b/>
+          <w:bCs/>
+          <w:sz w:val="28"/>
+          <w:szCs w:val="28"/>
+        </w:rPr>
+      </w:pPr>
+      <w:r>
+        <w:rPr>
+          <w:rFonts w:ascii="Times New Roman" w:hAnsi="Times New Roman" w:cs="Times New Roman"/>
+          <w:b/>
+          <w:bCs/>
+          <w:sz w:val="28"/>
+          <w:szCs w:val="28"/>
+        </w:rPr>
         <w:t>Phần cơ sở lý thuyết sẽ giúp làm rõ nguyên lý hoạt động của thuật toán A*, cách tổ chức các node, và vai trò của Unity trong việc mô phỏng chuyển động agent, từ đó tạo tiền đề cho việc triển khai hệ thống một cách logic và hiệu quả.</w:t>
       </w:r>
-      <w:bookmarkStart w:id="5" w:name="_Toc162109899"/>
+      <w:bookmarkStart w:id="13" w:name="_Toc162109899"/>
     </w:p>
     <w:p>
       <w:pPr>
         <w:pStyle w:val="Heading2"/>
       </w:pPr>
+      <w:bookmarkStart w:id="14" w:name="_Toc230441960"/>
       <w:r>
         <w:t xml:space="preserve">2.1. </w:t>
       </w:r>
-      <w:bookmarkEnd w:id="5"/>
-      <w:r>
-        <w:t xml:space="preserve">Unity Engine </w:t>
+      <w:bookmarkEnd w:id="13"/>
+      <w:r>
+        <w:t>Unity Engine</w:t>
+      </w:r>
+      <w:bookmarkEnd w:id="14"/>
+      <w:r>
+        <w:t xml:space="preserve"> </w:t>
       </w:r>
     </w:p>
     <w:p>
@@ -3952,9 +5937,11 @@
       <w:pPr>
         <w:pStyle w:val="h"/>
       </w:pPr>
+      <w:bookmarkStart w:id="15" w:name="_Toc230442142"/>
       <w:r>
         <w:t>Hình 2.1: Logo Unity</w:t>
       </w:r>
+      <w:bookmarkEnd w:id="15"/>
     </w:p>
     <w:p>
       <w:pPr>
@@ -3970,14 +5957,16 @@
       <w:pPr>
         <w:pStyle w:val="Heading2"/>
       </w:pPr>
-      <w:bookmarkStart w:id="6" w:name="_Toc162109903"/>
+      <w:bookmarkStart w:id="16" w:name="_Toc162109903"/>
+      <w:bookmarkStart w:id="17" w:name="_Toc230441961"/>
       <w:r>
         <w:t xml:space="preserve">2.2. </w:t>
       </w:r>
-      <w:bookmarkEnd w:id="6"/>
+      <w:bookmarkEnd w:id="16"/>
       <w:r>
         <w:t>Ngôn ngữ lập trình C#</w:t>
       </w:r>
+      <w:bookmarkEnd w:id="17"/>
     </w:p>
     <w:p>
       <w:pPr>
@@ -4170,6 +6159,7 @@
       <w:pPr>
         <w:pStyle w:val="h"/>
       </w:pPr>
+      <w:bookmarkStart w:id="18" w:name="_Toc230442143"/>
       <w:r>
         <w:t>Hình 2.</w:t>
       </w:r>
@@ -4182,6 +6172,7 @@
       <w:r>
         <w:t>C#</w:t>
       </w:r>
+      <w:bookmarkEnd w:id="18"/>
     </w:p>
     <w:p>
       <w:pPr>
@@ -4194,9 +6185,9 @@
           <w:szCs w:val="28"/>
         </w:rPr>
       </w:pPr>
-      <w:bookmarkStart w:id="7" w:name="_Toc162109907"/>
-    </w:p>
-    <w:bookmarkEnd w:id="7"/>
+      <w:bookmarkStart w:id="19" w:name="_Toc162109907"/>
+    </w:p>
+    <w:bookmarkEnd w:id="19"/>
     <w:p>
       <w:pPr>
         <w:spacing w:after="0" w:line="240" w:lineRule="auto"/>
@@ -4216,10 +6207,12 @@
       <w:pPr>
         <w:pStyle w:val="Heading2"/>
       </w:pPr>
+      <w:bookmarkStart w:id="20" w:name="_Toc230441962"/>
       <w:r>
         <w:lastRenderedPageBreak/>
         <w:t>2.3. Thuật toán A*</w:t>
       </w:r>
+      <w:bookmarkEnd w:id="20"/>
     </w:p>
     <w:p>
       <w:pPr>
@@ -4556,12 +6549,14 @@
           <w:sz w:val="32"/>
         </w:rPr>
       </w:pPr>
-      <w:bookmarkStart w:id="8" w:name="_Toc162109926"/>
+      <w:bookmarkStart w:id="21" w:name="_Toc162109926"/>
+      <w:bookmarkStart w:id="22" w:name="_Toc230441963"/>
       <w:r>
         <w:lastRenderedPageBreak/>
         <w:t>CHƯƠNG 3. PHÂN TÍCH VÀ XÂY DỰNG SẢN PHẨM</w:t>
       </w:r>
-      <w:bookmarkEnd w:id="8"/>
+      <w:bookmarkEnd w:id="21"/>
+      <w:bookmarkEnd w:id="22"/>
       <w:r>
         <w:rPr>
           <w:sz w:val="32"/>
@@ -4581,15 +6576,17 @@
           <w:szCs w:val="30"/>
         </w:rPr>
       </w:pPr>
-      <w:bookmarkStart w:id="9" w:name="_Toc162109927"/>
+      <w:bookmarkStart w:id="23" w:name="_Toc162109927"/>
     </w:p>
     <w:p>
       <w:pPr>
         <w:pStyle w:val="Heading2"/>
       </w:pPr>
+      <w:bookmarkStart w:id="24" w:name="_Toc230441964"/>
       <w:r>
         <w:t>3.1. Tổng quan hệ thống</w:t>
       </w:r>
+      <w:bookmarkEnd w:id="24"/>
     </w:p>
     <w:p>
       <w:pPr>
@@ -4747,18 +6744,22 @@
       <w:pPr>
         <w:pStyle w:val="Heading2"/>
       </w:pPr>
+      <w:bookmarkStart w:id="25" w:name="_Toc230441965"/>
       <w:r>
         <w:t>3.2. Phân tích hệ thống</w:t>
       </w:r>
-      <w:bookmarkEnd w:id="9"/>
+      <w:bookmarkEnd w:id="23"/>
+      <w:bookmarkEnd w:id="25"/>
     </w:p>
     <w:p>
       <w:pPr>
         <w:pStyle w:val="Heading3"/>
         <w:rPr>
-          <w:szCs w:val="26"/>
-        </w:rPr>
-      </w:pPr>
+          <w:rFonts w:hint="default"/>
+          <w:szCs w:val="26"/>
+        </w:rPr>
+      </w:pPr>
+      <w:bookmarkStart w:id="26" w:name="_Toc230441966"/>
       <w:r>
         <w:t>3.</w:t>
       </w:r>
@@ -4813,6 +6814,7 @@
         </w:rPr>
         <w:t>ng</w:t>
       </w:r>
+      <w:bookmarkEnd w:id="26"/>
     </w:p>
     <w:p>
       <w:pPr>
@@ -4930,7 +6932,11 @@
     <w:p>
       <w:pPr>
         <w:pStyle w:val="Heading3"/>
-      </w:pPr>
+        <w:rPr>
+          <w:rFonts w:hint="default"/>
+        </w:rPr>
+      </w:pPr>
+      <w:bookmarkStart w:id="27" w:name="_Toc230441967"/>
       <w:r>
         <w:t>3.</w:t>
       </w:r>
@@ -4949,6 +6955,7 @@
         </w:rPr>
         <w:t>. Kiến trúc tổng thể hệ thống</w:t>
       </w:r>
+      <w:bookmarkEnd w:id="27"/>
     </w:p>
     <w:p>
       <w:pPr>
@@ -5368,13 +7375,18 @@
     <w:p>
       <w:pPr>
         <w:pStyle w:val="Heading3"/>
-      </w:pPr>
-      <w:r>
         <w:rPr>
           <w:rFonts w:hint="default"/>
         </w:rPr>
+      </w:pPr>
+      <w:bookmarkStart w:id="28" w:name="_Toc230441968"/>
+      <w:r>
+        <w:rPr>
+          <w:rFonts w:hint="default"/>
+        </w:rPr>
         <w:t>3.2.3. Luồng xử lí hệ thống</w:t>
       </w:r>
+      <w:bookmarkEnd w:id="28"/>
     </w:p>
     <w:p>
       <w:pPr>
@@ -5556,13 +7568,18 @@
     <w:p>
       <w:pPr>
         <w:pStyle w:val="Heading3"/>
-      </w:pPr>
-      <w:r>
         <w:rPr>
           <w:rFonts w:hint="default"/>
         </w:rPr>
+      </w:pPr>
+      <w:bookmarkStart w:id="29" w:name="_Toc230441969"/>
+      <w:r>
+        <w:rPr>
+          <w:rFonts w:hint="default"/>
+        </w:rPr>
         <w:t>3.2.4. Mô hình dữ liệu chính</w:t>
       </w:r>
+      <w:bookmarkEnd w:id="29"/>
     </w:p>
     <w:p>
       <w:pPr>
@@ -5709,13 +7726,18 @@
     <w:p>
       <w:pPr>
         <w:pStyle w:val="Heading3"/>
-      </w:pPr>
-      <w:r>
         <w:rPr>
           <w:rFonts w:hint="default"/>
         </w:rPr>
+      </w:pPr>
+      <w:bookmarkStart w:id="30" w:name="_Toc230441970"/>
+      <w:r>
+        <w:rPr>
+          <w:rFonts w:hint="default"/>
+        </w:rPr>
         <w:t>3.2.5. Giải thuật tìm đường A*</w:t>
       </w:r>
+      <w:bookmarkEnd w:id="30"/>
     </w:p>
     <w:p>
       <w:pPr>
@@ -5929,21 +7951,28 @@
       <w:pPr>
         <w:pStyle w:val="Heading2"/>
       </w:pPr>
+      <w:bookmarkStart w:id="31" w:name="_Toc230441971"/>
       <w:r>
         <w:lastRenderedPageBreak/>
         <w:t>3.3. Xây dựng giao diện sản phẩm</w:t>
       </w:r>
+      <w:bookmarkEnd w:id="31"/>
     </w:p>
     <w:p>
       <w:pPr>
         <w:pStyle w:val="Heading3"/>
-      </w:pPr>
-      <w:r>
         <w:rPr>
           <w:rFonts w:hint="default"/>
         </w:rPr>
+      </w:pPr>
+      <w:bookmarkStart w:id="32" w:name="_Toc230441972"/>
+      <w:r>
+        <w:rPr>
+          <w:rFonts w:hint="default"/>
+        </w:rPr>
         <w:t>3.3.1. Giao diện mê cung</w:t>
       </w:r>
+      <w:bookmarkEnd w:id="32"/>
     </w:p>
     <w:p>
       <w:pPr>
@@ -6107,17 +8136,16 @@
       <w:pPr>
         <w:pStyle w:val="h"/>
       </w:pPr>
-      <w:r>
-        <w:t xml:space="preserve">Hình </w:t>
-      </w:r>
-      <w:r>
-        <w:t>3.1</w:t>
-      </w:r>
-      <w:r>
-        <w:t xml:space="preserve">: </w:t>
-      </w:r>
-      <w:r>
-        <w:t xml:space="preserve">Giao diện mê cung </w:t>
+      <w:bookmarkStart w:id="33" w:name="_Toc230442144"/>
+      <w:r>
+        <w:t xml:space="preserve">Hình 3.1: </w:t>
+      </w:r>
+      <w:r>
+        <w:t>Giao diện mê cung</w:t>
+      </w:r>
+      <w:bookmarkEnd w:id="33"/>
+      <w:r>
+        <w:t xml:space="preserve"> </w:t>
       </w:r>
     </w:p>
     <w:p>
@@ -6135,13 +8163,18 @@
     <w:p>
       <w:pPr>
         <w:pStyle w:val="Heading3"/>
-      </w:pPr>
-      <w:r>
         <w:rPr>
           <w:rFonts w:hint="default"/>
         </w:rPr>
+      </w:pPr>
+      <w:bookmarkStart w:id="34" w:name="_Toc230441973"/>
+      <w:r>
+        <w:rPr>
+          <w:rFonts w:hint="default"/>
+        </w:rPr>
         <w:t>3.3.2. Giao diện điểm bắt đầu và kết thúc</w:t>
       </w:r>
+      <w:bookmarkEnd w:id="34"/>
     </w:p>
     <w:p>
       <w:pPr>
@@ -6385,18 +8418,14 @@
       <w:pPr>
         <w:pStyle w:val="h"/>
       </w:pPr>
-      <w:r>
-        <w:t>Hình 3.</w:t>
-      </w:r>
-      <w:r>
-        <w:t>2</w:t>
-      </w:r>
-      <w:r>
-        <w:t xml:space="preserve">: </w:t>
+      <w:bookmarkStart w:id="35" w:name="_Toc230442145"/>
+      <w:r>
+        <w:t xml:space="preserve">Hình 3.2: </w:t>
       </w:r>
       <w:r>
         <w:t>Điểm bắt đầu và kết thúc</w:t>
       </w:r>
+      <w:bookmarkEnd w:id="35"/>
       <w:r>
         <w:t xml:space="preserve"> </w:t>
       </w:r>
@@ -6404,13 +8433,18 @@
     <w:p>
       <w:pPr>
         <w:pStyle w:val="Heading3"/>
-      </w:pPr>
-      <w:r>
         <w:rPr>
           <w:rFonts w:hint="default"/>
         </w:rPr>
+      </w:pPr>
+      <w:bookmarkStart w:id="36" w:name="_Toc230441974"/>
+      <w:r>
+        <w:rPr>
+          <w:rFonts w:hint="default"/>
+        </w:rPr>
         <w:t>3.3.3. Giao diện agent di chuyển</w:t>
       </w:r>
+      <w:bookmarkEnd w:id="36"/>
     </w:p>
     <w:p>
       <w:pPr>
@@ -6552,8 +8586,8 @@
           <w:szCs w:val="26"/>
         </w:rPr>
         <w:drawing>
-          <wp:inline distT="0" distB="0" distL="114300" distR="114300" wp14:anchorId="68F795E8" wp14:editId="7E667CE2">
-            <wp:extent cx="2750431" cy="2421101"/>
+          <wp:inline distT="0" distB="0" distL="114300" distR="114300" wp14:anchorId="68F795E8" wp14:editId="28A0B77D">
+            <wp:extent cx="2082527" cy="1833170"/>
             <wp:effectExtent l="0" t="0" r="0" b="0"/>
             <wp:docPr id="5" name="Picture 5" descr="Screenshot 2025-06-27 080515"/>
             <wp:cNvGraphicFramePr>
@@ -6577,7 +8611,7 @@
                   <pic:spPr>
                     <a:xfrm>
                       <a:off x="0" y="0"/>
-                      <a:ext cx="2755670" cy="2425713"/>
+                      <a:ext cx="2090096" cy="1839833"/>
                     </a:xfrm>
                     <a:prstGeom prst="rect">
                       <a:avLst/>
@@ -6594,53 +8628,28 @@
       <w:pPr>
         <w:pStyle w:val="h"/>
       </w:pPr>
-      <w:r>
+      <w:bookmarkStart w:id="37" w:name="_Toc230442146"/>
+      <w:r>
+        <w:t>Hình 3.3: Giao diện Agent di chuyển</w:t>
+      </w:r>
+      <w:bookmarkEnd w:id="37"/>
+    </w:p>
+    <w:p>
+      <w:pPr>
+        <w:pStyle w:val="Heading3"/>
+        <w:rPr>
+          <w:rFonts w:hint="default"/>
+        </w:rPr>
+      </w:pPr>
+      <w:bookmarkStart w:id="38" w:name="_Toc230441975"/>
+      <w:r>
+        <w:rPr>
+          <w:rFonts w:hint="default"/>
+        </w:rPr>
         <w:lastRenderedPageBreak/>
-        <w:t>Hình 3.</w:t>
-      </w:r>
-      <w:r>
-        <w:t>3</w:t>
-      </w:r>
-      <w:r>
-        <w:t xml:space="preserve">: Giao diện </w:t>
-      </w:r>
-      <w:r>
-        <w:t>Agent di chuyển</w:t>
-      </w:r>
-    </w:p>
-    <w:p>
-      <w:pPr>
-        <w:spacing w:line="360" w:lineRule="auto"/>
-        <w:jc w:val="center"/>
-        <w:rPr>
-          <w:rFonts w:ascii="Times New Roman" w:hAnsi="Times New Roman" w:cs="Times New Roman"/>
-          <w:sz w:val="26"/>
-          <w:szCs w:val="26"/>
-        </w:rPr>
-      </w:pPr>
-    </w:p>
-    <w:p>
-      <w:pPr>
-        <w:spacing w:line="360" w:lineRule="auto"/>
-        <w:rPr>
-          <w:rFonts w:ascii="Times New Roman" w:hAnsi="Times New Roman" w:cs="Times New Roman"/>
-          <w:b/>
-          <w:bCs/>
-          <w:sz w:val="28"/>
-          <w:szCs w:val="28"/>
-        </w:rPr>
-      </w:pPr>
-    </w:p>
-    <w:p>
-      <w:pPr>
-        <w:pStyle w:val="Heading3"/>
-      </w:pPr>
-      <w:r>
-        <w:rPr>
-          <w:rFonts w:hint="default"/>
-        </w:rPr>
         <w:t>3.3.4. Giao diện thông báo kết quả</w:t>
       </w:r>
+      <w:bookmarkEnd w:id="38"/>
     </w:p>
     <w:p>
       <w:pPr>
@@ -6812,18 +8821,11 @@
       <w:pPr>
         <w:pStyle w:val="h"/>
       </w:pPr>
-      <w:r>
-        <w:t>Hình 3.</w:t>
-      </w:r>
-      <w:r>
-        <w:t>4</w:t>
-      </w:r>
-      <w:r>
-        <w:t xml:space="preserve">: </w:t>
-      </w:r>
-      <w:r>
-        <w:t>Thông báo Agent tìm đường và tới nơi</w:t>
-      </w:r>
+      <w:bookmarkStart w:id="39" w:name="_Toc230442147"/>
+      <w:r>
+        <w:t>Hình 3.4: Thông báo Agent tìm đường và tới nơi</w:t>
+      </w:r>
+      <w:bookmarkEnd w:id="39"/>
     </w:p>
     <w:p>
       <w:pPr>
@@ -6884,7 +8886,7 @@
           <w:szCs w:val="36"/>
         </w:rPr>
       </w:pPr>
-      <w:bookmarkStart w:id="10" w:name="_Toc162109997"/>
+      <w:bookmarkStart w:id="40" w:name="_Toc162109997"/>
       <w:r>
         <w:rPr>
           <w:rFonts w:ascii="Times New Roman" w:hAnsi="Times New Roman" w:cs="Times New Roman"/>
@@ -6901,11 +8903,13 @@
       <w:pPr>
         <w:pStyle w:val="Heading1"/>
       </w:pPr>
+      <w:bookmarkStart w:id="41" w:name="_Toc230441976"/>
       <w:r>
         <w:lastRenderedPageBreak/>
         <w:t>KẾT LUẬN</w:t>
       </w:r>
-      <w:bookmarkEnd w:id="10"/>
+      <w:bookmarkEnd w:id="40"/>
+      <w:bookmarkEnd w:id="41"/>
     </w:p>
     <w:p>
       <w:pPr>
@@ -7425,7 +9429,7 @@
           <w:szCs w:val="32"/>
         </w:rPr>
       </w:pPr>
-      <w:bookmarkStart w:id="11" w:name="_Toc162110000"/>
+      <w:bookmarkStart w:id="42" w:name="_Toc162110000"/>
       <w:r>
         <w:rPr>
           <w:rFonts w:ascii="Times New Roman" w:hAnsi="Times New Roman" w:cs="Times New Roman"/>
@@ -7441,11 +9445,13 @@
       <w:pPr>
         <w:pStyle w:val="Heading1"/>
       </w:pPr>
+      <w:bookmarkStart w:id="43" w:name="_Toc230441977"/>
       <w:r>
         <w:lastRenderedPageBreak/>
         <w:t>DANH MỤC TÀI LIỆU THAM KHẢO</w:t>
       </w:r>
-      <w:bookmarkEnd w:id="11"/>
+      <w:bookmarkEnd w:id="42"/>
+      <w:bookmarkEnd w:id="43"/>
     </w:p>
     <w:p>
       <w:pPr>
@@ -7627,9 +9633,14 @@
         <w:pStyle w:val="Heading1"/>
         <w:jc w:val="left"/>
       </w:pPr>
+      <w:bookmarkStart w:id="44" w:name="_Toc230441978"/>
       <w:r>
         <w:lastRenderedPageBreak/>
-        <w:t xml:space="preserve">PHỤ LỤC </w:t>
+        <w:t>PHỤ LỤC</w:t>
+      </w:r>
+      <w:bookmarkEnd w:id="44"/>
+      <w:r>
+        <w:t xml:space="preserve"> </w:t>
       </w:r>
     </w:p>
     <w:sectPr>
@@ -8754,6 +10765,7 @@
   <w:style w:type="paragraph" w:default="1" w:styleId="Normal">
     <w:name w:val="Normal"/>
     <w:qFormat/>
+    <w:rsid w:val="00CC73B4"/>
     <w:pPr>
       <w:spacing w:after="160" w:line="259" w:lineRule="auto"/>
     </w:pPr>
@@ -8855,6 +10867,7 @@
   <w:style w:type="character" w:default="1" w:styleId="DefaultParagraphFont">
     <w:name w:val="Default Paragraph Font"/>
     <w:uiPriority w:val="1"/>
+    <w:semiHidden/>
     <w:unhideWhenUsed/>
   </w:style>
   <w:style w:type="table" w:default="1" w:styleId="TableNormal">
@@ -8996,9 +11009,15 @@
     <w:uiPriority w:val="39"/>
     <w:unhideWhenUsed/>
     <w:qFormat/>
+    <w:rsid w:val="00CC73B4"/>
     <w:pPr>
       <w:spacing w:after="100"/>
     </w:pPr>
+    <w:rPr>
+      <w:rFonts w:ascii="Times New Roman" w:hAnsi="Times New Roman"/>
+      <w:b/>
+      <w:sz w:val="28"/>
+    </w:rPr>
   </w:style>
   <w:style w:type="paragraph" w:styleId="TOC2">
     <w:name w:val="toc 2"/>
@@ -9008,10 +11027,16 @@
     <w:uiPriority w:val="39"/>
     <w:unhideWhenUsed/>
     <w:qFormat/>
+    <w:rsid w:val="00CC73B4"/>
     <w:pPr>
       <w:spacing w:after="100"/>
       <w:ind w:left="220"/>
     </w:pPr>
+    <w:rPr>
+      <w:rFonts w:ascii="Times New Roman" w:hAnsi="Times New Roman"/>
+      <w:b/>
+      <w:sz w:val="28"/>
+    </w:rPr>
   </w:style>
   <w:style w:type="character" w:customStyle="1" w:styleId="Heading1Char">
     <w:name w:val="Heading 1 Char"/>
@@ -9168,6 +11193,24 @@
       <w:rFonts w:asciiTheme="minorHAnsi" w:eastAsiaTheme="minorHAnsi" w:hAnsiTheme="minorHAnsi" w:cstheme="minorBidi"/>
       <w:sz w:val="22"/>
       <w:szCs w:val="22"/>
+    </w:rPr>
+  </w:style>
+  <w:style w:type="paragraph" w:styleId="TOC3">
+    <w:name w:val="toc 3"/>
+    <w:basedOn w:val="Normal"/>
+    <w:next w:val="Normal"/>
+    <w:autoRedefine/>
+    <w:uiPriority w:val="39"/>
+    <w:unhideWhenUsed/>
+    <w:rsid w:val="00CC73B4"/>
+    <w:pPr>
+      <w:spacing w:after="100"/>
+      <w:ind w:left="440"/>
+    </w:pPr>
+    <w:rPr>
+      <w:rFonts w:ascii="Times New Roman" w:hAnsi="Times New Roman"/>
+      <w:b/>
+      <w:sz w:val="26"/>
     </w:rPr>
   </w:style>
 </w:styles>
@@ -9430,10 +11473,6 @@
 </file>
 
 <file path=customXml/item1.xml><?xml version="1.0" encoding="utf-8"?>
-<b:Sources xmlns:b="http://schemas.openxmlformats.org/officeDocument/2006/bibliography" xmlns="http://schemas.openxmlformats.org/officeDocument/2006/bibliography" SelectedStyle="\APASixthEditionOfficeOnline.xsl" StyleName="APA" Version="6"/>
-</file>
-
-<file path=customXml/item2.xml><?xml version="1.0" encoding="utf-8"?>
 <s:customData xmlns="http://www.wps.cn/officeDocument/2013/wpsCustomData" xmlns:s="http://www.wps.cn/officeDocument/2013/wpsCustomData">
   <customSectProps/>
   <customShpExts>
@@ -9442,18 +11481,22 @@
 </s:customData>
 </file>
 
+<file path=customXml/item2.xml><?xml version="1.0" encoding="utf-8"?>
+<b:Sources xmlns:b="http://schemas.openxmlformats.org/officeDocument/2006/bibliography" xmlns="http://schemas.openxmlformats.org/officeDocument/2006/bibliography" SelectedStyle="\APASixthEditionOfficeOnline.xsl" StyleName="APA" Version="6"/>
+</file>
+
 <file path=customXml/itemProps1.xml><?xml version="1.0" encoding="utf-8"?>
+<ds:datastoreItem xmlns:ds="http://schemas.openxmlformats.org/officeDocument/2006/customXml" ds:itemID="{B1977F7D-205B-4081-913C-38D41E755F92}">
+  <ds:schemaRefs>
+    <ds:schemaRef ds:uri="http://www.wps.cn/officeDocument/2013/wpsCustomData"/>
+  </ds:schemaRefs>
+</ds:datastoreItem>
+</file>
+
+<file path=customXml/itemProps2.xml><?xml version="1.0" encoding="utf-8"?>
 <ds:datastoreItem xmlns:ds="http://schemas.openxmlformats.org/officeDocument/2006/customXml" ds:itemID="{2B9ED210-EE4D-4D30-9582-1FE901CF48AD}">
   <ds:schemaRefs>
     <ds:schemaRef ds:uri="http://schemas.openxmlformats.org/officeDocument/2006/bibliography"/>
   </ds:schemaRefs>
 </ds:datastoreItem>
-</file>
-
-<file path=customXml/itemProps2.xml><?xml version="1.0" encoding="utf-8"?>
-<ds:datastoreItem xmlns:ds="http://schemas.openxmlformats.org/officeDocument/2006/customXml" ds:itemID="{B1977F7D-205B-4081-913C-38D41E755F92}">
-  <ds:schemaRefs>
-    <ds:schemaRef ds:uri="http://www.wps.cn/officeDocument/2013/wpsCustomData"/>
-  </ds:schemaRefs>
-</ds:datastoreItem>
 </file>